--- a/data/03_investment_memo/investment_memo_33.docx
+++ b/data/03_investment_memo/investment_memo_33.docx
@@ -21,20 +21,9 @@
     <w:p>
       <w:r>
         <w:br/>
-        <w:t>从产业链角度看，机器人 行业主要由上游设备厂商、</w:t>
+        <w:t>根据内部财务模型测算，迪摩信息有限公司 在未来三年</w:t>
         <w:br/>
-        <w:t>中游平台企业以及下游应用厂商组成。</w:t>
-        <w:br/>
-        <w:t>艾提科信科技有限公司 主要位于产业链的 上游 环节。</w:t>
-        <w:br/>
-      </w:r>
-    </w:p>
-    <w:p>
-      <w:r>
-        <w:br/>
-        <w:t>根据内部财务模型测算，南康网络有限公司 在未来三年</w:t>
-        <w:br/>
-        <w:t>收入复合增长率预计可达到 31% 左右。</w:t>
+        <w:t>收入复合增长率预计可达到 20% 左右。</w:t>
         <w:br/>
         <w:t>该预测基于行业需求增长以及公司产能扩张计划。</w:t>
         <w:br/>
@@ -43,9 +32,22 @@
     <w:p>
       <w:r>
         <w:br/>
-        <w:t>根据内部财务模型测算，济南亿次元网络有限公司 在未来三年</w:t>
+        <w:t>方正科技信息有限公司 是中国 消费科技 行业的重要企业之一。</w:t>
         <w:br/>
-        <w:t>收入复合增长率预计可达到 17% 左右。</w:t>
+        <w:t>根据华辰资本 资产配置委员会 的研究，该公司成立于 2006 年，</w:t>
+        <w:br/>
+        <w:t>目前员工规模约 4942 人。公司近年来持续加大研发投入，</w:t>
+        <w:br/>
+        <w:t>在核心技术方面形成了较强的竞争壁垒。</w:t>
+        <w:br/>
+      </w:r>
+    </w:p>
+    <w:p>
+      <w:r>
+        <w:br/>
+        <w:t>根据内部财务模型测算，恩悌网络有限公司 在未来三年</w:t>
+        <w:br/>
+        <w:t>收入复合增长率预计可达到 35% 左右。</w:t>
         <w:br/>
         <w:t>该预测基于行业需求增长以及公司产能扩张计划。</w:t>
         <w:br/>
@@ -54,11 +56,793 @@
     <w:p>
       <w:r>
         <w:br/>
-        <w:t>根据内部财务模型测算，新宇龙信息传媒有限公司 在未来三年</w:t>
+        <w:t>从产业链角度看，半导体 行业主要由上游设备厂商、</w:t>
         <w:br/>
-        <w:t>收入复合增长率预计可达到 21% 左右。</w:t>
+        <w:t>中游平台企业以及下游应用厂商组成。</w:t>
+        <w:br/>
+        <w:t>精芯信息有限公司 主要位于产业链的 下游 环节。</w:t>
+        <w:br/>
+      </w:r>
+    </w:p>
+    <w:p>
+      <w:r>
+        <w:br/>
+        <w:t>华辰资本旗下的 HC AI Innovation Fund 在最近的资产配置会议中</w:t>
+        <w:br/>
+        <w:t>讨论了 半导体 行业的投资机会，并对 中建创业科技有限公司</w:t>
+        <w:br/>
+        <w:t>进行了重点评估。</w:t>
+        <w:br/>
+      </w:r>
+    </w:p>
+    <w:p>
+      <w:r>
+        <w:br/>
+        <w:t>华辰资本旗下的 HC Quant Arbitrage Fund 在最近的资产配置会议中</w:t>
+        <w:br/>
+        <w:t>讨论了 云计算 行业的投资机会，并对 信诚致远科技有限公司</w:t>
+        <w:br/>
+        <w:t>进行了重点评估。</w:t>
+        <w:br/>
+      </w:r>
+    </w:p>
+    <w:p>
+      <w:r>
+        <w:br/>
+        <w:t>根据内部财务模型测算，联软科技有限公司 在未来三年</w:t>
+        <w:br/>
+        <w:t>收入复合增长率预计可达到 22% 左右。</w:t>
         <w:br/>
         <w:t>该预测基于行业需求增长以及公司产能扩张计划。</w:t>
+        <w:br/>
+      </w:r>
+    </w:p>
+    <w:p>
+      <w:r>
+        <w:br/>
+        <w:t>根据内部财务模型测算，创汇传媒有限公司 在未来三年</w:t>
+        <w:br/>
+        <w:t>收入复合增长率预计可达到 29% 左右。</w:t>
+        <w:br/>
+        <w:t>该预测基于行业需求增长以及公司产能扩张计划。</w:t>
+        <w:br/>
+      </w:r>
+    </w:p>
+    <w:tbl>
+      <w:tblPr>
+        <w:tblW w:type="auto" w:w="0"/>
+        <w:tblLook w:firstColumn="1" w:firstRow="1" w:lastColumn="0" w:lastRow="0" w:noHBand="0" w:noVBand="1" w:val="04A0"/>
+      </w:tblPr>
+      <w:tblGrid>
+        <w:gridCol w:w="2160"/>
+        <w:gridCol w:w="2160"/>
+        <w:gridCol w:w="2160"/>
+        <w:gridCol w:w="2160"/>
+      </w:tblGrid>
+      <w:tr>
+        <w:tc>
+          <w:tcPr>
+            <w:tcW w:type="dxa" w:w="2160"/>
+          </w:tcPr>
+          <w:p>
+            <w:r>
+              <w:t>公司</w:t>
+            </w:r>
+          </w:p>
+        </w:tc>
+        <w:tc>
+          <w:tcPr>
+            <w:tcW w:type="dxa" w:w="2160"/>
+          </w:tcPr>
+          <w:p>
+            <w:r>
+              <w:t>行业</w:t>
+            </w:r>
+          </w:p>
+        </w:tc>
+        <w:tc>
+          <w:tcPr>
+            <w:tcW w:type="dxa" w:w="2160"/>
+          </w:tcPr>
+          <w:p>
+            <w:r>
+              <w:t>市值</w:t>
+            </w:r>
+          </w:p>
+        </w:tc>
+        <w:tc>
+          <w:tcPr>
+            <w:tcW w:type="dxa" w:w="2160"/>
+          </w:tcPr>
+          <w:p>
+            <w:r>
+              <w:t>增长率</w:t>
+            </w:r>
+          </w:p>
+        </w:tc>
+      </w:tr>
+      <w:tr>
+        <w:tc>
+          <w:tcPr>
+            <w:tcW w:type="dxa" w:w="2160"/>
+          </w:tcPr>
+          <w:p>
+            <w:r>
+              <w:t>精芯信息有限公司</w:t>
+            </w:r>
+          </w:p>
+        </w:tc>
+        <w:tc>
+          <w:tcPr>
+            <w:tcW w:type="dxa" w:w="2160"/>
+          </w:tcPr>
+          <w:p>
+            <w:r>
+              <w:t>半导体</w:t>
+            </w:r>
+          </w:p>
+        </w:tc>
+        <w:tc>
+          <w:tcPr>
+            <w:tcW w:type="dxa" w:w="2160"/>
+          </w:tcPr>
+          <w:p>
+            <w:r>
+              <w:t>402亿</w:t>
+            </w:r>
+          </w:p>
+        </w:tc>
+        <w:tc>
+          <w:tcPr>
+            <w:tcW w:type="dxa" w:w="2160"/>
+          </w:tcPr>
+          <w:p>
+            <w:r>
+              <w:t>6%</w:t>
+            </w:r>
+          </w:p>
+        </w:tc>
+      </w:tr>
+      <w:tr>
+        <w:tc>
+          <w:tcPr>
+            <w:tcW w:type="dxa" w:w="2160"/>
+          </w:tcPr>
+          <w:p>
+            <w:r>
+              <w:t>昊嘉科技有限公司</w:t>
+            </w:r>
+          </w:p>
+        </w:tc>
+        <w:tc>
+          <w:tcPr>
+            <w:tcW w:type="dxa" w:w="2160"/>
+          </w:tcPr>
+          <w:p>
+            <w:r>
+              <w:t>医疗科技</w:t>
+            </w:r>
+          </w:p>
+        </w:tc>
+        <w:tc>
+          <w:tcPr>
+            <w:tcW w:type="dxa" w:w="2160"/>
+          </w:tcPr>
+          <w:p>
+            <w:r>
+              <w:t>161亿</w:t>
+            </w:r>
+          </w:p>
+        </w:tc>
+        <w:tc>
+          <w:tcPr>
+            <w:tcW w:type="dxa" w:w="2160"/>
+          </w:tcPr>
+          <w:p>
+            <w:r>
+              <w:t>16%</w:t>
+            </w:r>
+          </w:p>
+        </w:tc>
+      </w:tr>
+      <w:tr>
+        <w:tc>
+          <w:tcPr>
+            <w:tcW w:type="dxa" w:w="2160"/>
+          </w:tcPr>
+          <w:p>
+            <w:r>
+              <w:t>联软网络有限公司</w:t>
+            </w:r>
+          </w:p>
+        </w:tc>
+        <w:tc>
+          <w:tcPr>
+            <w:tcW w:type="dxa" w:w="2160"/>
+          </w:tcPr>
+          <w:p>
+            <w:r>
+              <w:t>半导体</w:t>
+            </w:r>
+          </w:p>
+        </w:tc>
+        <w:tc>
+          <w:tcPr>
+            <w:tcW w:type="dxa" w:w="2160"/>
+          </w:tcPr>
+          <w:p>
+            <w:r>
+              <w:t>107亿</w:t>
+            </w:r>
+          </w:p>
+        </w:tc>
+        <w:tc>
+          <w:tcPr>
+            <w:tcW w:type="dxa" w:w="2160"/>
+          </w:tcPr>
+          <w:p>
+            <w:r>
+              <w:t>10%</w:t>
+            </w:r>
+          </w:p>
+        </w:tc>
+      </w:tr>
+      <w:tr>
+        <w:tc>
+          <w:tcPr>
+            <w:tcW w:type="dxa" w:w="2160"/>
+          </w:tcPr>
+          <w:p>
+            <w:r>
+              <w:t>华成育卓科技有限公司</w:t>
+            </w:r>
+          </w:p>
+        </w:tc>
+        <w:tc>
+          <w:tcPr>
+            <w:tcW w:type="dxa" w:w="2160"/>
+          </w:tcPr>
+          <w:p>
+            <w:r>
+              <w:t>医疗科技</w:t>
+            </w:r>
+          </w:p>
+        </w:tc>
+        <w:tc>
+          <w:tcPr>
+            <w:tcW w:type="dxa" w:w="2160"/>
+          </w:tcPr>
+          <w:p>
+            <w:r>
+              <w:t>269亿</w:t>
+            </w:r>
+          </w:p>
+        </w:tc>
+        <w:tc>
+          <w:tcPr>
+            <w:tcW w:type="dxa" w:w="2160"/>
+          </w:tcPr>
+          <w:p>
+            <w:r>
+              <w:t>7%</w:t>
+            </w:r>
+          </w:p>
+        </w:tc>
+      </w:tr>
+      <w:tr>
+        <w:tc>
+          <w:tcPr>
+            <w:tcW w:type="dxa" w:w="2160"/>
+          </w:tcPr>
+          <w:p>
+            <w:r>
+              <w:t>信诚致远科技有限公司</w:t>
+            </w:r>
+          </w:p>
+        </w:tc>
+        <w:tc>
+          <w:tcPr>
+            <w:tcW w:type="dxa" w:w="2160"/>
+          </w:tcPr>
+          <w:p>
+            <w:r>
+              <w:t>云计算</w:t>
+            </w:r>
+          </w:p>
+        </w:tc>
+        <w:tc>
+          <w:tcPr>
+            <w:tcW w:type="dxa" w:w="2160"/>
+          </w:tcPr>
+          <w:p>
+            <w:r>
+              <w:t>151亿</w:t>
+            </w:r>
+          </w:p>
+        </w:tc>
+        <w:tc>
+          <w:tcPr>
+            <w:tcW w:type="dxa" w:w="2160"/>
+          </w:tcPr>
+          <w:p>
+            <w:r>
+              <w:t>11%</w:t>
+            </w:r>
+          </w:p>
+        </w:tc>
+      </w:tr>
+      <w:tr>
+        <w:tc>
+          <w:tcPr>
+            <w:tcW w:type="dxa" w:w="2160"/>
+          </w:tcPr>
+          <w:p>
+            <w:r>
+              <w:t>创联世纪信息有限公司</w:t>
+            </w:r>
+          </w:p>
+        </w:tc>
+        <w:tc>
+          <w:tcPr>
+            <w:tcW w:type="dxa" w:w="2160"/>
+          </w:tcPr>
+          <w:p>
+            <w:r>
+              <w:t>云计算</w:t>
+            </w:r>
+          </w:p>
+        </w:tc>
+        <w:tc>
+          <w:tcPr>
+            <w:tcW w:type="dxa" w:w="2160"/>
+          </w:tcPr>
+          <w:p>
+            <w:r>
+              <w:t>246亿</w:t>
+            </w:r>
+          </w:p>
+        </w:tc>
+        <w:tc>
+          <w:tcPr>
+            <w:tcW w:type="dxa" w:w="2160"/>
+          </w:tcPr>
+          <w:p>
+            <w:r>
+              <w:t>21%</w:t>
+            </w:r>
+          </w:p>
+        </w:tc>
+      </w:tr>
+      <w:tr>
+        <w:tc>
+          <w:tcPr>
+            <w:tcW w:type="dxa" w:w="2160"/>
+          </w:tcPr>
+          <w:p>
+            <w:r>
+              <w:t>昊嘉科技有限公司</w:t>
+            </w:r>
+          </w:p>
+        </w:tc>
+        <w:tc>
+          <w:tcPr>
+            <w:tcW w:type="dxa" w:w="2160"/>
+          </w:tcPr>
+          <w:p>
+            <w:r>
+              <w:t>医疗科技</w:t>
+            </w:r>
+          </w:p>
+        </w:tc>
+        <w:tc>
+          <w:tcPr>
+            <w:tcW w:type="dxa" w:w="2160"/>
+          </w:tcPr>
+          <w:p>
+            <w:r>
+              <w:t>221亿</w:t>
+            </w:r>
+          </w:p>
+        </w:tc>
+        <w:tc>
+          <w:tcPr>
+            <w:tcW w:type="dxa" w:w="2160"/>
+          </w:tcPr>
+          <w:p>
+            <w:r>
+              <w:t>15%</w:t>
+            </w:r>
+          </w:p>
+        </w:tc>
+      </w:tr>
+      <w:tr>
+        <w:tc>
+          <w:tcPr>
+            <w:tcW w:type="dxa" w:w="2160"/>
+          </w:tcPr>
+          <w:p>
+            <w:r>
+              <w:t>中建创业科技有限公司</w:t>
+            </w:r>
+          </w:p>
+        </w:tc>
+        <w:tc>
+          <w:tcPr>
+            <w:tcW w:type="dxa" w:w="2160"/>
+          </w:tcPr>
+          <w:p>
+            <w:r>
+              <w:t>半导体</w:t>
+            </w:r>
+          </w:p>
+        </w:tc>
+        <w:tc>
+          <w:tcPr>
+            <w:tcW w:type="dxa" w:w="2160"/>
+          </w:tcPr>
+          <w:p>
+            <w:r>
+              <w:t>444亿</w:t>
+            </w:r>
+          </w:p>
+        </w:tc>
+        <w:tc>
+          <w:tcPr>
+            <w:tcW w:type="dxa" w:w="2160"/>
+          </w:tcPr>
+          <w:p>
+            <w:r>
+              <w:t>30%</w:t>
+            </w:r>
+          </w:p>
+        </w:tc>
+      </w:tr>
+      <w:tr>
+        <w:tc>
+          <w:tcPr>
+            <w:tcW w:type="dxa" w:w="2160"/>
+          </w:tcPr>
+          <w:p>
+            <w:r>
+              <w:t>迪摩信息有限公司</w:t>
+            </w:r>
+          </w:p>
+        </w:tc>
+        <w:tc>
+          <w:tcPr>
+            <w:tcW w:type="dxa" w:w="2160"/>
+          </w:tcPr>
+          <w:p>
+            <w:r>
+              <w:t>医疗科技</w:t>
+            </w:r>
+          </w:p>
+        </w:tc>
+        <w:tc>
+          <w:tcPr>
+            <w:tcW w:type="dxa" w:w="2160"/>
+          </w:tcPr>
+          <w:p>
+            <w:r>
+              <w:t>782亿</w:t>
+            </w:r>
+          </w:p>
+        </w:tc>
+        <w:tc>
+          <w:tcPr>
+            <w:tcW w:type="dxa" w:w="2160"/>
+          </w:tcPr>
+          <w:p>
+            <w:r>
+              <w:t>6%</w:t>
+            </w:r>
+          </w:p>
+        </w:tc>
+      </w:tr>
+      <w:tr>
+        <w:tc>
+          <w:tcPr>
+            <w:tcW w:type="dxa" w:w="2160"/>
+          </w:tcPr>
+          <w:p>
+            <w:r>
+              <w:t>良诺科技有限公司</w:t>
+            </w:r>
+          </w:p>
+        </w:tc>
+        <w:tc>
+          <w:tcPr>
+            <w:tcW w:type="dxa" w:w="2160"/>
+          </w:tcPr>
+          <w:p>
+            <w:r>
+              <w:t>云计算</w:t>
+            </w:r>
+          </w:p>
+        </w:tc>
+        <w:tc>
+          <w:tcPr>
+            <w:tcW w:type="dxa" w:w="2160"/>
+          </w:tcPr>
+          <w:p>
+            <w:r>
+              <w:t>316亿</w:t>
+            </w:r>
+          </w:p>
+        </w:tc>
+        <w:tc>
+          <w:tcPr>
+            <w:tcW w:type="dxa" w:w="2160"/>
+          </w:tcPr>
+          <w:p>
+            <w:r>
+              <w:t>26%</w:t>
+            </w:r>
+          </w:p>
+        </w:tc>
+      </w:tr>
+      <w:tr>
+        <w:tc>
+          <w:tcPr>
+            <w:tcW w:type="dxa" w:w="2160"/>
+          </w:tcPr>
+          <w:p>
+            <w:r>
+              <w:t>信诚致远科技有限公司</w:t>
+            </w:r>
+          </w:p>
+        </w:tc>
+        <w:tc>
+          <w:tcPr>
+            <w:tcW w:type="dxa" w:w="2160"/>
+          </w:tcPr>
+          <w:p>
+            <w:r>
+              <w:t>云计算</w:t>
+            </w:r>
+          </w:p>
+        </w:tc>
+        <w:tc>
+          <w:tcPr>
+            <w:tcW w:type="dxa" w:w="2160"/>
+          </w:tcPr>
+          <w:p>
+            <w:r>
+              <w:t>408亿</w:t>
+            </w:r>
+          </w:p>
+        </w:tc>
+        <w:tc>
+          <w:tcPr>
+            <w:tcW w:type="dxa" w:w="2160"/>
+          </w:tcPr>
+          <w:p>
+            <w:r>
+              <w:t>12%</w:t>
+            </w:r>
+          </w:p>
+        </w:tc>
+      </w:tr>
+      <w:tr>
+        <w:tc>
+          <w:tcPr>
+            <w:tcW w:type="dxa" w:w="2160"/>
+          </w:tcPr>
+          <w:p>
+            <w:r>
+              <w:t>明腾传媒有限公司</w:t>
+            </w:r>
+          </w:p>
+        </w:tc>
+        <w:tc>
+          <w:tcPr>
+            <w:tcW w:type="dxa" w:w="2160"/>
+          </w:tcPr>
+          <w:p>
+            <w:r>
+              <w:t>人工智能</w:t>
+            </w:r>
+          </w:p>
+        </w:tc>
+        <w:tc>
+          <w:tcPr>
+            <w:tcW w:type="dxa" w:w="2160"/>
+          </w:tcPr>
+          <w:p>
+            <w:r>
+              <w:t>576亿</w:t>
+            </w:r>
+          </w:p>
+        </w:tc>
+        <w:tc>
+          <w:tcPr>
+            <w:tcW w:type="dxa" w:w="2160"/>
+          </w:tcPr>
+          <w:p>
+            <w:r>
+              <w:t>23%</w:t>
+            </w:r>
+          </w:p>
+        </w:tc>
+      </w:tr>
+      <w:tr>
+        <w:tc>
+          <w:tcPr>
+            <w:tcW w:type="dxa" w:w="2160"/>
+          </w:tcPr>
+          <w:p>
+            <w:r>
+              <w:t>天开科技有限公司</w:t>
+            </w:r>
+          </w:p>
+        </w:tc>
+        <w:tc>
+          <w:tcPr>
+            <w:tcW w:type="dxa" w:w="2160"/>
+          </w:tcPr>
+          <w:p>
+            <w:r>
+              <w:t>消费科技</w:t>
+            </w:r>
+          </w:p>
+        </w:tc>
+        <w:tc>
+          <w:tcPr>
+            <w:tcW w:type="dxa" w:w="2160"/>
+          </w:tcPr>
+          <w:p>
+            <w:r>
+              <w:t>313亿</w:t>
+            </w:r>
+          </w:p>
+        </w:tc>
+        <w:tc>
+          <w:tcPr>
+            <w:tcW w:type="dxa" w:w="2160"/>
+          </w:tcPr>
+          <w:p>
+            <w:r>
+              <w:t>11%</w:t>
+            </w:r>
+          </w:p>
+        </w:tc>
+      </w:tr>
+      <w:tr>
+        <w:tc>
+          <w:tcPr>
+            <w:tcW w:type="dxa" w:w="2160"/>
+          </w:tcPr>
+          <w:p>
+            <w:r>
+              <w:t>佳禾传媒有限公司</w:t>
+            </w:r>
+          </w:p>
+        </w:tc>
+        <w:tc>
+          <w:tcPr>
+            <w:tcW w:type="dxa" w:w="2160"/>
+          </w:tcPr>
+          <w:p>
+            <w:r>
+              <w:t>云计算</w:t>
+            </w:r>
+          </w:p>
+        </w:tc>
+        <w:tc>
+          <w:tcPr>
+            <w:tcW w:type="dxa" w:w="2160"/>
+          </w:tcPr>
+          <w:p>
+            <w:r>
+              <w:t>173亿</w:t>
+            </w:r>
+          </w:p>
+        </w:tc>
+        <w:tc>
+          <w:tcPr>
+            <w:tcW w:type="dxa" w:w="2160"/>
+          </w:tcPr>
+          <w:p>
+            <w:r>
+              <w:t>27%</w:t>
+            </w:r>
+          </w:p>
+        </w:tc>
+      </w:tr>
+      <w:tr>
+        <w:tc>
+          <w:tcPr>
+            <w:tcW w:type="dxa" w:w="2160"/>
+          </w:tcPr>
+          <w:p>
+            <w:r>
+              <w:t>联通时科传媒有限公司</w:t>
+            </w:r>
+          </w:p>
+        </w:tc>
+        <w:tc>
+          <w:tcPr>
+            <w:tcW w:type="dxa" w:w="2160"/>
+          </w:tcPr>
+          <w:p>
+            <w:r>
+              <w:t>消费科技</w:t>
+            </w:r>
+          </w:p>
+        </w:tc>
+        <w:tc>
+          <w:tcPr>
+            <w:tcW w:type="dxa" w:w="2160"/>
+          </w:tcPr>
+          <w:p>
+            <w:r>
+              <w:t>122亿</w:t>
+            </w:r>
+          </w:p>
+        </w:tc>
+        <w:tc>
+          <w:tcPr>
+            <w:tcW w:type="dxa" w:w="2160"/>
+          </w:tcPr>
+          <w:p>
+            <w:r>
+              <w:t>22%</w:t>
+            </w:r>
+          </w:p>
+        </w:tc>
+      </w:tr>
+    </w:tbl>
+    <w:p>
+      <w:pPr>
+        <w:pStyle w:val="Heading1"/>
+      </w:pPr>
+      <w:r>
+        <w:t>行业分析 2</w:t>
+      </w:r>
+    </w:p>
+    <w:p>
+      <w:r>
+        <w:br/>
+        <w:t>风险管理部认为，半导体 行业仍然面临若干</w:t>
+        <w:br/>
+        <w:t>不确定性因素，包括技术迭代风险、政策变化、</w:t>
+        <w:br/>
+        <w:t>以及市场竞争加剧等问题。</w:t>
+        <w:br/>
+      </w:r>
+    </w:p>
+    <w:p>
+      <w:r>
+        <w:br/>
+        <w:t>根据内部财务模型测算，华成育卓传媒有限公司 在未来三年</w:t>
+        <w:br/>
+        <w:t>收入复合增长率预计可达到 10% 左右。</w:t>
+        <w:br/>
+        <w:t>该预测基于行业需求增长以及公司产能扩张计划。</w:t>
+        <w:br/>
+      </w:r>
+    </w:p>
+    <w:p>
+      <w:r>
+        <w:br/>
+        <w:t>根据内部财务模型测算，创联世纪信息有限公司 在未来三年</w:t>
+        <w:br/>
+        <w:t>收入复合增长率预计可达到 33% 左右。</w:t>
+        <w:br/>
+        <w:t>该预测基于行业需求增长以及公司产能扩张计划。</w:t>
+        <w:br/>
+      </w:r>
+    </w:p>
+    <w:p>
+      <w:r>
+        <w:br/>
+        <w:t>精芯信息有限公司 是中国 半导体 行业的重要企业之一。</w:t>
+        <w:br/>
+        <w:t>根据华辰资本 量化研究部 的研究，该公司成立于 2019 年，</w:t>
+        <w:br/>
+        <w:t>目前员工规模约 5163 人。公司近年来持续加大研发投入，</w:t>
+        <w:br/>
+        <w:t>在核心技术方面形成了较强的竞争壁垒。</w:t>
         <w:br/>
       </w:r>
     </w:p>
@@ -76,33 +860,33 @@
     <w:p>
       <w:r>
         <w:br/>
-        <w:t>根据内部财务模型测算，易动力科技有限公司 在未来三年</w:t>
+        <w:t>华辰资本旗下的 HC Quant Arbitrage Fund 在最近的资产配置会议中</w:t>
         <w:br/>
-        <w:t>收入复合增长率预计可达到 14% 左右。</w:t>
+        <w:t>讨论了 半导体 行业的投资机会，并对 联软网络有限公司</w:t>
         <w:br/>
-        <w:t>该预测基于行业需求增长以及公司产能扩张计划。</w:t>
+        <w:t>进行了重点评估。</w:t>
         <w:br/>
       </w:r>
     </w:p>
     <w:p>
       <w:r>
         <w:br/>
-        <w:t>根据内部财务模型测算，迪摩科技有限公司 在未来三年</w:t>
+        <w:t>从产业链角度看，云计算 行业主要由上游设备厂商、</w:t>
         <w:br/>
-        <w:t>收入复合增长率预计可达到 15% 左右。</w:t>
+        <w:t>中游平台企业以及下游应用厂商组成。</w:t>
         <w:br/>
-        <w:t>该预测基于行业需求增长以及公司产能扩张计划。</w:t>
+        <w:t>佳禾传媒有限公司 主要位于产业链的 中游 环节。</w:t>
         <w:br/>
       </w:r>
     </w:p>
     <w:p>
       <w:r>
         <w:br/>
-        <w:t>根据内部财务模型测算，国讯网络有限公司 在未来三年</w:t>
+        <w:t>从产业链角度看，消费科技 行业主要由上游设备厂商、</w:t>
         <w:br/>
-        <w:t>收入复合增长率预计可达到 25% 左右。</w:t>
+        <w:t>中游平台企业以及下游应用厂商组成。</w:t>
         <w:br/>
-        <w:t>该预测基于行业需求增长以及公司产能扩张计划。</w:t>
+        <w:t>联通时科传媒有限公司 主要位于产业链的 中游 环节。</w:t>
         <w:br/>
       </w:r>
     </w:p>
@@ -166,7 +950,7 @@
           </w:tcPr>
           <w:p>
             <w:r>
-              <w:t>国讯网络有限公司</w:t>
+              <w:t>信诚致远科技有限公司</w:t>
             </w:r>
           </w:p>
         </w:tc>
@@ -186,17 +970,17 @@
           </w:tcPr>
           <w:p>
             <w:r>
-              <w:t>244亿</w:t>
-            </w:r>
-          </w:p>
-        </w:tc>
-        <w:tc>
-          <w:tcPr>
-            <w:tcW w:type="dxa" w:w="2160"/>
-          </w:tcPr>
-          <w:p>
-            <w:r>
-              <w:t>6%</w:t>
+              <w:t>298亿</w:t>
+            </w:r>
+          </w:p>
+        </w:tc>
+        <w:tc>
+          <w:tcPr>
+            <w:tcW w:type="dxa" w:w="2160"/>
+          </w:tcPr>
+          <w:p>
+            <w:r>
+              <w:t>16%</w:t>
             </w:r>
           </w:p>
         </w:tc>
@@ -208,37 +992,37 @@
           </w:tcPr>
           <w:p>
             <w:r>
-              <w:t>信诚致远传媒有限公司</w:t>
-            </w:r>
-          </w:p>
-        </w:tc>
-        <w:tc>
-          <w:tcPr>
-            <w:tcW w:type="dxa" w:w="2160"/>
-          </w:tcPr>
-          <w:p>
-            <w:r>
-              <w:t>人工智能</w:t>
-            </w:r>
-          </w:p>
-        </w:tc>
-        <w:tc>
-          <w:tcPr>
-            <w:tcW w:type="dxa" w:w="2160"/>
-          </w:tcPr>
-          <w:p>
-            <w:r>
-              <w:t>467亿</w:t>
-            </w:r>
-          </w:p>
-        </w:tc>
-        <w:tc>
-          <w:tcPr>
-            <w:tcW w:type="dxa" w:w="2160"/>
-          </w:tcPr>
-          <w:p>
-            <w:r>
-              <w:t>8%</w:t>
+              <w:t>创联世纪信息有限公司</w:t>
+            </w:r>
+          </w:p>
+        </w:tc>
+        <w:tc>
+          <w:tcPr>
+            <w:tcW w:type="dxa" w:w="2160"/>
+          </w:tcPr>
+          <w:p>
+            <w:r>
+              <w:t>云计算</w:t>
+            </w:r>
+          </w:p>
+        </w:tc>
+        <w:tc>
+          <w:tcPr>
+            <w:tcW w:type="dxa" w:w="2160"/>
+          </w:tcPr>
+          <w:p>
+            <w:r>
+              <w:t>714亿</w:t>
+            </w:r>
+          </w:p>
+        </w:tc>
+        <w:tc>
+          <w:tcPr>
+            <w:tcW w:type="dxa" w:w="2160"/>
+          </w:tcPr>
+          <w:p>
+            <w:r>
+              <w:t>6%</w:t>
             </w:r>
           </w:p>
         </w:tc>
@@ -250,7 +1034,7 @@
           </w:tcPr>
           <w:p>
             <w:r>
-              <w:t>迪摩科技有限公司</w:t>
+              <w:t>通际名联科技有限公司</w:t>
             </w:r>
           </w:p>
         </w:tc>
@@ -270,17 +1054,17 @@
           </w:tcPr>
           <w:p>
             <w:r>
-              <w:t>105亿</w:t>
-            </w:r>
-          </w:p>
-        </w:tc>
-        <w:tc>
-          <w:tcPr>
-            <w:tcW w:type="dxa" w:w="2160"/>
-          </w:tcPr>
-          <w:p>
-            <w:r>
-              <w:t>5%</w:t>
+              <w:t>659亿</w:t>
+            </w:r>
+          </w:p>
+        </w:tc>
+        <w:tc>
+          <w:tcPr>
+            <w:tcW w:type="dxa" w:w="2160"/>
+          </w:tcPr>
+          <w:p>
+            <w:r>
+              <w:t>26%</w:t>
             </w:r>
           </w:p>
         </w:tc>
@@ -292,37 +1076,37 @@
           </w:tcPr>
           <w:p>
             <w:r>
-              <w:t>银嘉信息有限公司</w:t>
-            </w:r>
-          </w:p>
-        </w:tc>
-        <w:tc>
-          <w:tcPr>
-            <w:tcW w:type="dxa" w:w="2160"/>
-          </w:tcPr>
-          <w:p>
-            <w:r>
-              <w:t>消费科技</w:t>
-            </w:r>
-          </w:p>
-        </w:tc>
-        <w:tc>
-          <w:tcPr>
-            <w:tcW w:type="dxa" w:w="2160"/>
-          </w:tcPr>
-          <w:p>
-            <w:r>
-              <w:t>732亿</w:t>
-            </w:r>
-          </w:p>
-        </w:tc>
-        <w:tc>
-          <w:tcPr>
-            <w:tcW w:type="dxa" w:w="2160"/>
-          </w:tcPr>
-          <w:p>
-            <w:r>
-              <w:t>27%</w:t>
+              <w:t>图龙信息传媒有限公司</w:t>
+            </w:r>
+          </w:p>
+        </w:tc>
+        <w:tc>
+          <w:tcPr>
+            <w:tcW w:type="dxa" w:w="2160"/>
+          </w:tcPr>
+          <w:p>
+            <w:r>
+              <w:t>机器人</w:t>
+            </w:r>
+          </w:p>
+        </w:tc>
+        <w:tc>
+          <w:tcPr>
+            <w:tcW w:type="dxa" w:w="2160"/>
+          </w:tcPr>
+          <w:p>
+            <w:r>
+              <w:t>746亿</w:t>
+            </w:r>
+          </w:p>
+        </w:tc>
+        <w:tc>
+          <w:tcPr>
+            <w:tcW w:type="dxa" w:w="2160"/>
+          </w:tcPr>
+          <w:p>
+            <w:r>
+              <w:t>29%</w:t>
             </w:r>
           </w:p>
         </w:tc>
@@ -334,37 +1118,37 @@
           </w:tcPr>
           <w:p>
             <w:r>
-              <w:t>创汇传媒有限公司</w:t>
-            </w:r>
-          </w:p>
-        </w:tc>
-        <w:tc>
-          <w:tcPr>
-            <w:tcW w:type="dxa" w:w="2160"/>
-          </w:tcPr>
-          <w:p>
-            <w:r>
-              <w:t>新能源</w:t>
-            </w:r>
-          </w:p>
-        </w:tc>
-        <w:tc>
-          <w:tcPr>
-            <w:tcW w:type="dxa" w:w="2160"/>
-          </w:tcPr>
-          <w:p>
-            <w:r>
-              <w:t>294亿</w:t>
-            </w:r>
-          </w:p>
-        </w:tc>
-        <w:tc>
-          <w:tcPr>
-            <w:tcW w:type="dxa" w:w="2160"/>
-          </w:tcPr>
-          <w:p>
-            <w:r>
-              <w:t>12%</w:t>
+              <w:t>飞利信科技有限公司</w:t>
+            </w:r>
+          </w:p>
+        </w:tc>
+        <w:tc>
+          <w:tcPr>
+            <w:tcW w:type="dxa" w:w="2160"/>
+          </w:tcPr>
+          <w:p>
+            <w:r>
+              <w:t>人工智能</w:t>
+            </w:r>
+          </w:p>
+        </w:tc>
+        <w:tc>
+          <w:tcPr>
+            <w:tcW w:type="dxa" w:w="2160"/>
+          </w:tcPr>
+          <w:p>
+            <w:r>
+              <w:t>401亿</w:t>
+            </w:r>
+          </w:p>
+        </w:tc>
+        <w:tc>
+          <w:tcPr>
+            <w:tcW w:type="dxa" w:w="2160"/>
+          </w:tcPr>
+          <w:p>
+            <w:r>
+              <w:t>24%</w:t>
             </w:r>
           </w:p>
         </w:tc>
@@ -376,37 +1160,37 @@
           </w:tcPr>
           <w:p>
             <w:r>
-              <w:t>易动力科技有限公司</w:t>
-            </w:r>
-          </w:p>
-        </w:tc>
-        <w:tc>
-          <w:tcPr>
-            <w:tcW w:type="dxa" w:w="2160"/>
-          </w:tcPr>
-          <w:p>
-            <w:r>
-              <w:t>云计算</w:t>
-            </w:r>
-          </w:p>
-        </w:tc>
-        <w:tc>
-          <w:tcPr>
-            <w:tcW w:type="dxa" w:w="2160"/>
-          </w:tcPr>
-          <w:p>
-            <w:r>
-              <w:t>682亿</w:t>
-            </w:r>
-          </w:p>
-        </w:tc>
-        <w:tc>
-          <w:tcPr>
-            <w:tcW w:type="dxa" w:w="2160"/>
-          </w:tcPr>
-          <w:p>
-            <w:r>
-              <w:t>6%</w:t>
+              <w:t>戴硕电子网络有限公司</w:t>
+            </w:r>
+          </w:p>
+        </w:tc>
+        <w:tc>
+          <w:tcPr>
+            <w:tcW w:type="dxa" w:w="2160"/>
+          </w:tcPr>
+          <w:p>
+            <w:r>
+              <w:t>新能源</w:t>
+            </w:r>
+          </w:p>
+        </w:tc>
+        <w:tc>
+          <w:tcPr>
+            <w:tcW w:type="dxa" w:w="2160"/>
+          </w:tcPr>
+          <w:p>
+            <w:r>
+              <w:t>654亿</w:t>
+            </w:r>
+          </w:p>
+        </w:tc>
+        <w:tc>
+          <w:tcPr>
+            <w:tcW w:type="dxa" w:w="2160"/>
+          </w:tcPr>
+          <w:p>
+            <w:r>
+              <w:t>13%</w:t>
             </w:r>
           </w:p>
         </w:tc>
@@ -418,37 +1202,37 @@
           </w:tcPr>
           <w:p>
             <w:r>
-              <w:t>精芯科技有限公司</w:t>
-            </w:r>
-          </w:p>
-        </w:tc>
-        <w:tc>
-          <w:tcPr>
-            <w:tcW w:type="dxa" w:w="2160"/>
-          </w:tcPr>
-          <w:p>
-            <w:r>
-              <w:t>云计算</w:t>
-            </w:r>
-          </w:p>
-        </w:tc>
-        <w:tc>
-          <w:tcPr>
-            <w:tcW w:type="dxa" w:w="2160"/>
-          </w:tcPr>
-          <w:p>
-            <w:r>
-              <w:t>295亿</w:t>
-            </w:r>
-          </w:p>
-        </w:tc>
-        <w:tc>
-          <w:tcPr>
-            <w:tcW w:type="dxa" w:w="2160"/>
-          </w:tcPr>
-          <w:p>
-            <w:r>
-              <w:t>7%</w:t>
+              <w:t>通际名联网络有限公司</w:t>
+            </w:r>
+          </w:p>
+        </w:tc>
+        <w:tc>
+          <w:tcPr>
+            <w:tcW w:type="dxa" w:w="2160"/>
+          </w:tcPr>
+          <w:p>
+            <w:r>
+              <w:t>机器人</w:t>
+            </w:r>
+          </w:p>
+        </w:tc>
+        <w:tc>
+          <w:tcPr>
+            <w:tcW w:type="dxa" w:w="2160"/>
+          </w:tcPr>
+          <w:p>
+            <w:r>
+              <w:t>606亿</w:t>
+            </w:r>
+          </w:p>
+        </w:tc>
+        <w:tc>
+          <w:tcPr>
+            <w:tcW w:type="dxa" w:w="2160"/>
+          </w:tcPr>
+          <w:p>
+            <w:r>
+              <w:t>20%</w:t>
             </w:r>
           </w:p>
         </w:tc>
@@ -460,7 +1244,7 @@
           </w:tcPr>
           <w:p>
             <w:r>
-              <w:t>天益科技有限公司</w:t>
+              <w:t>精芯信息有限公司</w:t>
             </w:r>
           </w:p>
         </w:tc>
@@ -480,17 +1264,17 @@
           </w:tcPr>
           <w:p>
             <w:r>
-              <w:t>777亿</w:t>
-            </w:r>
-          </w:p>
-        </w:tc>
-        <w:tc>
-          <w:tcPr>
-            <w:tcW w:type="dxa" w:w="2160"/>
-          </w:tcPr>
-          <w:p>
-            <w:r>
-              <w:t>25%</w:t>
+              <w:t>285亿</w:t>
+            </w:r>
+          </w:p>
+        </w:tc>
+        <w:tc>
+          <w:tcPr>
+            <w:tcW w:type="dxa" w:w="2160"/>
+          </w:tcPr>
+          <w:p>
+            <w:r>
+              <w:t>8%</w:t>
             </w:r>
           </w:p>
         </w:tc>
@@ -502,37 +1286,37 @@
           </w:tcPr>
           <w:p>
             <w:r>
-              <w:t>鸿睿思博信息有限公司</w:t>
-            </w:r>
-          </w:p>
-        </w:tc>
-        <w:tc>
-          <w:tcPr>
-            <w:tcW w:type="dxa" w:w="2160"/>
-          </w:tcPr>
-          <w:p>
-            <w:r>
-              <w:t>半导体</w:t>
-            </w:r>
-          </w:p>
-        </w:tc>
-        <w:tc>
-          <w:tcPr>
-            <w:tcW w:type="dxa" w:w="2160"/>
-          </w:tcPr>
-          <w:p>
-            <w:r>
-              <w:t>607亿</w:t>
-            </w:r>
-          </w:p>
-        </w:tc>
-        <w:tc>
-          <w:tcPr>
-            <w:tcW w:type="dxa" w:w="2160"/>
-          </w:tcPr>
-          <w:p>
-            <w:r>
-              <w:t>21%</w:t>
+              <w:t>方正科技信息有限公司</w:t>
+            </w:r>
+          </w:p>
+        </w:tc>
+        <w:tc>
+          <w:tcPr>
+            <w:tcW w:type="dxa" w:w="2160"/>
+          </w:tcPr>
+          <w:p>
+            <w:r>
+              <w:t>消费科技</w:t>
+            </w:r>
+          </w:p>
+        </w:tc>
+        <w:tc>
+          <w:tcPr>
+            <w:tcW w:type="dxa" w:w="2160"/>
+          </w:tcPr>
+          <w:p>
+            <w:r>
+              <w:t>696亿</w:t>
+            </w:r>
+          </w:p>
+        </w:tc>
+        <w:tc>
+          <w:tcPr>
+            <w:tcW w:type="dxa" w:w="2160"/>
+          </w:tcPr>
+          <w:p>
+            <w:r>
+              <w:t>23%</w:t>
             </w:r>
           </w:p>
         </w:tc>
@@ -544,37 +1328,37 @@
           </w:tcPr>
           <w:p>
             <w:r>
-              <w:t>浦华众城科技有限公司</w:t>
-            </w:r>
-          </w:p>
-        </w:tc>
-        <w:tc>
-          <w:tcPr>
-            <w:tcW w:type="dxa" w:w="2160"/>
-          </w:tcPr>
-          <w:p>
-            <w:r>
-              <w:t>半导体</w:t>
-            </w:r>
-          </w:p>
-        </w:tc>
-        <w:tc>
-          <w:tcPr>
-            <w:tcW w:type="dxa" w:w="2160"/>
-          </w:tcPr>
-          <w:p>
-            <w:r>
-              <w:t>375亿</w:t>
-            </w:r>
-          </w:p>
-        </w:tc>
-        <w:tc>
-          <w:tcPr>
-            <w:tcW w:type="dxa" w:w="2160"/>
-          </w:tcPr>
-          <w:p>
-            <w:r>
-              <w:t>28%</w:t>
+              <w:t>图龙信息传媒有限公司</w:t>
+            </w:r>
+          </w:p>
+        </w:tc>
+        <w:tc>
+          <w:tcPr>
+            <w:tcW w:type="dxa" w:w="2160"/>
+          </w:tcPr>
+          <w:p>
+            <w:r>
+              <w:t>机器人</w:t>
+            </w:r>
+          </w:p>
+        </w:tc>
+        <w:tc>
+          <w:tcPr>
+            <w:tcW w:type="dxa" w:w="2160"/>
+          </w:tcPr>
+          <w:p>
+            <w:r>
+              <w:t>796亿</w:t>
+            </w:r>
+          </w:p>
+        </w:tc>
+        <w:tc>
+          <w:tcPr>
+            <w:tcW w:type="dxa" w:w="2160"/>
+          </w:tcPr>
+          <w:p>
+            <w:r>
+              <w:t>10%</w:t>
             </w:r>
           </w:p>
         </w:tc>
@@ -586,27 +1370,27 @@
           </w:tcPr>
           <w:p>
             <w:r>
-              <w:t>艾提科信科技有限公司</w:t>
-            </w:r>
-          </w:p>
-        </w:tc>
-        <w:tc>
-          <w:tcPr>
-            <w:tcW w:type="dxa" w:w="2160"/>
-          </w:tcPr>
-          <w:p>
-            <w:r>
-              <w:t>机器人</w:t>
-            </w:r>
-          </w:p>
-        </w:tc>
-        <w:tc>
-          <w:tcPr>
-            <w:tcW w:type="dxa" w:w="2160"/>
-          </w:tcPr>
-          <w:p>
-            <w:r>
-              <w:t>307亿</w:t>
+              <w:t>中建创业科技有限公司</w:t>
+            </w:r>
+          </w:p>
+        </w:tc>
+        <w:tc>
+          <w:tcPr>
+            <w:tcW w:type="dxa" w:w="2160"/>
+          </w:tcPr>
+          <w:p>
+            <w:r>
+              <w:t>半导体</w:t>
+            </w:r>
+          </w:p>
+        </w:tc>
+        <w:tc>
+          <w:tcPr>
+            <w:tcW w:type="dxa" w:w="2160"/>
+          </w:tcPr>
+          <w:p>
+            <w:r>
+              <w:t>768亿</w:t>
             </w:r>
           </w:p>
         </w:tc>
@@ -628,7 +1412,7 @@
           </w:tcPr>
           <w:p>
             <w:r>
-              <w:t>鸿睿思博网络有限公司</w:t>
+              <w:t>恩悌网络有限公司</w:t>
             </w:r>
           </w:p>
         </w:tc>
@@ -648,17 +1432,17 @@
           </w:tcPr>
           <w:p>
             <w:r>
-              <w:t>428亿</w:t>
-            </w:r>
-          </w:p>
-        </w:tc>
-        <w:tc>
-          <w:tcPr>
-            <w:tcW w:type="dxa" w:w="2160"/>
-          </w:tcPr>
-          <w:p>
-            <w:r>
-              <w:t>20%</w:t>
+              <w:t>153亿</w:t>
+            </w:r>
+          </w:p>
+        </w:tc>
+        <w:tc>
+          <w:tcPr>
+            <w:tcW w:type="dxa" w:w="2160"/>
+          </w:tcPr>
+          <w:p>
+            <w:r>
+              <w:t>23%</w:t>
             </w:r>
           </w:p>
         </w:tc>
@@ -670,37 +1454,37 @@
           </w:tcPr>
           <w:p>
             <w:r>
-              <w:t>易动力科技有限公司</w:t>
-            </w:r>
-          </w:p>
-        </w:tc>
-        <w:tc>
-          <w:tcPr>
-            <w:tcW w:type="dxa" w:w="2160"/>
-          </w:tcPr>
-          <w:p>
-            <w:r>
-              <w:t>云计算</w:t>
-            </w:r>
-          </w:p>
-        </w:tc>
-        <w:tc>
-          <w:tcPr>
-            <w:tcW w:type="dxa" w:w="2160"/>
-          </w:tcPr>
-          <w:p>
-            <w:r>
-              <w:t>202亿</w:t>
-            </w:r>
-          </w:p>
-        </w:tc>
-        <w:tc>
-          <w:tcPr>
-            <w:tcW w:type="dxa" w:w="2160"/>
-          </w:tcPr>
-          <w:p>
-            <w:r>
-              <w:t>11%</w:t>
+              <w:t>华泰通安传媒有限公司</w:t>
+            </w:r>
+          </w:p>
+        </w:tc>
+        <w:tc>
+          <w:tcPr>
+            <w:tcW w:type="dxa" w:w="2160"/>
+          </w:tcPr>
+          <w:p>
+            <w:r>
+              <w:t>消费科技</w:t>
+            </w:r>
+          </w:p>
+        </w:tc>
+        <w:tc>
+          <w:tcPr>
+            <w:tcW w:type="dxa" w:w="2160"/>
+          </w:tcPr>
+          <w:p>
+            <w:r>
+              <w:t>652亿</w:t>
+            </w:r>
+          </w:p>
+        </w:tc>
+        <w:tc>
+          <w:tcPr>
+            <w:tcW w:type="dxa" w:w="2160"/>
+          </w:tcPr>
+          <w:p>
+            <w:r>
+              <w:t>9%</w:t>
             </w:r>
           </w:p>
         </w:tc>
@@ -712,37 +1496,37 @@
           </w:tcPr>
           <w:p>
             <w:r>
-              <w:t>迪摩科技有限公司</w:t>
-            </w:r>
-          </w:p>
-        </w:tc>
-        <w:tc>
-          <w:tcPr>
-            <w:tcW w:type="dxa" w:w="2160"/>
-          </w:tcPr>
-          <w:p>
-            <w:r>
-              <w:t>人工智能</w:t>
-            </w:r>
-          </w:p>
-        </w:tc>
-        <w:tc>
-          <w:tcPr>
-            <w:tcW w:type="dxa" w:w="2160"/>
-          </w:tcPr>
-          <w:p>
-            <w:r>
-              <w:t>348亿</w:t>
-            </w:r>
-          </w:p>
-        </w:tc>
-        <w:tc>
-          <w:tcPr>
-            <w:tcW w:type="dxa" w:w="2160"/>
-          </w:tcPr>
-          <w:p>
-            <w:r>
-              <w:t>6%</w:t>
+              <w:t>浦华众城网络有限公司</w:t>
+            </w:r>
+          </w:p>
+        </w:tc>
+        <w:tc>
+          <w:tcPr>
+            <w:tcW w:type="dxa" w:w="2160"/>
+          </w:tcPr>
+          <w:p>
+            <w:r>
+              <w:t>新能源</w:t>
+            </w:r>
+          </w:p>
+        </w:tc>
+        <w:tc>
+          <w:tcPr>
+            <w:tcW w:type="dxa" w:w="2160"/>
+          </w:tcPr>
+          <w:p>
+            <w:r>
+              <w:t>795亿</w:t>
+            </w:r>
+          </w:p>
+        </w:tc>
+        <w:tc>
+          <w:tcPr>
+            <w:tcW w:type="dxa" w:w="2160"/>
+          </w:tcPr>
+          <w:p>
+            <w:r>
+              <w:t>14%</w:t>
             </w:r>
           </w:p>
         </w:tc>
@@ -754,37 +1538,37 @@
           </w:tcPr>
           <w:p>
             <w:r>
-              <w:t>创亿信息有限公司</w:t>
-            </w:r>
-          </w:p>
-        </w:tc>
-        <w:tc>
-          <w:tcPr>
-            <w:tcW w:type="dxa" w:w="2160"/>
-          </w:tcPr>
-          <w:p>
-            <w:r>
-              <w:t>医疗科技</w:t>
-            </w:r>
-          </w:p>
-        </w:tc>
-        <w:tc>
-          <w:tcPr>
-            <w:tcW w:type="dxa" w:w="2160"/>
-          </w:tcPr>
-          <w:p>
-            <w:r>
-              <w:t>645亿</w:t>
-            </w:r>
-          </w:p>
-        </w:tc>
-        <w:tc>
-          <w:tcPr>
-            <w:tcW w:type="dxa" w:w="2160"/>
-          </w:tcPr>
-          <w:p>
-            <w:r>
-              <w:t>12%</w:t>
+              <w:t>天开科技有限公司</w:t>
+            </w:r>
+          </w:p>
+        </w:tc>
+        <w:tc>
+          <w:tcPr>
+            <w:tcW w:type="dxa" w:w="2160"/>
+          </w:tcPr>
+          <w:p>
+            <w:r>
+              <w:t>消费科技</w:t>
+            </w:r>
+          </w:p>
+        </w:tc>
+        <w:tc>
+          <w:tcPr>
+            <w:tcW w:type="dxa" w:w="2160"/>
+          </w:tcPr>
+          <w:p>
+            <w:r>
+              <w:t>382亿</w:t>
+            </w:r>
+          </w:p>
+        </w:tc>
+        <w:tc>
+          <w:tcPr>
+            <w:tcW w:type="dxa" w:w="2160"/>
+          </w:tcPr>
+          <w:p>
+            <w:r>
+              <w:t>20%</w:t>
             </w:r>
           </w:p>
         </w:tc>
@@ -795,15 +1579,39 @@
         <w:pStyle w:val="Heading1"/>
       </w:pPr>
       <w:r>
-        <w:t>行业分析 2</w:t>
+        <w:t>行业分析 3</w:t>
       </w:r>
     </w:p>
     <w:p>
       <w:r>
         <w:br/>
-        <w:t>华辰资本旗下的 HC Energy Transition Fund 在最近的资产配置会议中</w:t>
+        <w:t>根据内部财务模型测算，通际名联网络有限公司 在未来三年</w:t>
         <w:br/>
-        <w:t>讨论了 医疗科技 行业的投资机会，并对 雨林木风计算机网络有限公司</w:t>
+        <w:t>收入复合增长率预计可达到 13% 左右。</w:t>
+        <w:br/>
+        <w:t>该预测基于行业需求增长以及公司产能扩张计划。</w:t>
+        <w:br/>
+      </w:r>
+    </w:p>
+    <w:p>
+      <w:r>
+        <w:br/>
+        <w:t>昊嘉科技有限公司 是中国 医疗科技 行业的重要企业之一。</w:t>
+        <w:br/>
+        <w:t>根据华辰资本 量化研究部 的研究，该公司成立于 2006 年，</w:t>
+        <w:br/>
+        <w:t>目前员工规模约 7977 人。公司近年来持续加大研发投入，</w:t>
+        <w:br/>
+        <w:t>在核心技术方面形成了较强的竞争壁垒。</w:t>
+        <w:br/>
+      </w:r>
+    </w:p>
+    <w:p>
+      <w:r>
+        <w:br/>
+        <w:t>华辰资本旗下的 HC Quant Arbitrage Fund 在最近的资产配置会议中</w:t>
+        <w:br/>
+        <w:t>讨论了 半导体 行业的投资机会，并对 联软网络有限公司</w:t>
         <w:br/>
         <w:t>进行了重点评估。</w:t>
         <w:br/>
@@ -812,53 +1620,7 @@
     <w:p>
       <w:r>
         <w:br/>
-        <w:t>华辰资本旗下的 HC Energy Transition Fund 在最近的资产配置会议中</w:t>
-        <w:br/>
-        <w:t>讨论了 云计算 行业的投资机会，并对 国讯网络有限公司</w:t>
-        <w:br/>
-        <w:t>进行了重点评估。</w:t>
-        <w:br/>
-      </w:r>
-    </w:p>
-    <w:p>
-      <w:r>
-        <w:br/>
-        <w:t>华辰资本旗下的 HC AI Innovation Fund 在最近的资产配置会议中</w:t>
-        <w:br/>
-        <w:t>讨论了 新能源 行业的投资机会，并对 快讯网络有限公司</w:t>
-        <w:br/>
-        <w:t>进行了重点评估。</w:t>
-        <w:br/>
-      </w:r>
-    </w:p>
-    <w:p>
-      <w:r>
-        <w:br/>
-        <w:t>从产业链角度看，医疗科技 行业主要由上游设备厂商、</w:t>
-        <w:br/>
-        <w:t>中游平台企业以及下游应用厂商组成。</w:t>
-        <w:br/>
-        <w:t>凌云网络有限公司 主要位于产业链的 中游 环节。</w:t>
-        <w:br/>
-      </w:r>
-    </w:p>
-    <w:p>
-      <w:r>
-        <w:br/>
-        <w:t>九方网络有限公司 是中国 新能源 行业的重要企业之一。</w:t>
-        <w:br/>
-        <w:t>根据华辰资本 投资委员会 的研究，该公司成立于 2009 年，</w:t>
-        <w:br/>
-        <w:t>目前员工规模约 7967 人。公司近年来持续加大研发投入，</w:t>
-        <w:br/>
-        <w:t>在核心技术方面形成了较强的竞争壁垒。</w:t>
-        <w:br/>
-      </w:r>
-    </w:p>
-    <w:p>
-      <w:r>
-        <w:br/>
-        <w:t>风险管理部认为，新能源 行业仍然面临若干</w:t>
+        <w:t>风险管理部认为，医疗科技 行业仍然面临若干</w:t>
         <w:br/>
         <w:t>不确定性因素，包括技术迭代风险、政策变化、</w:t>
         <w:br/>
@@ -869,7 +1631,745 @@
     <w:p>
       <w:r>
         <w:br/>
-        <w:t>根据内部财务模型测算，兰金电子网络有限公司 在未来三年</w:t>
+        <w:t>风险管理部认为，云计算 行业仍然面临若干</w:t>
+        <w:br/>
+        <w:t>不确定性因素，包括技术迭代风险、政策变化、</w:t>
+        <w:br/>
+        <w:t>以及市场竞争加剧等问题。</w:t>
+        <w:br/>
+      </w:r>
+    </w:p>
+    <w:p>
+      <w:r>
+        <w:br/>
+        <w:t>华辰资本旗下的 HC Alpha Growth Fund 在最近的资产配置会议中</w:t>
+        <w:br/>
+        <w:t>讨论了 人工智能 行业的投资机会，并对 方正科技传媒有限公司</w:t>
+        <w:br/>
+        <w:t>进行了重点评估。</w:t>
+        <w:br/>
+      </w:r>
+    </w:p>
+    <w:p>
+      <w:r>
+        <w:br/>
+        <w:t>昂歌信息信息有限公司 是中国 消费科技 行业的重要企业之一。</w:t>
+        <w:br/>
+        <w:t>根据华辰资本 投资策略部 的研究，该公司成立于 2010 年，</w:t>
+        <w:br/>
+        <w:t>目前员工规模约 7892 人。公司近年来持续加大研发投入，</w:t>
+        <w:br/>
+        <w:t>在核心技术方面形成了较强的竞争壁垒。</w:t>
+        <w:br/>
+      </w:r>
+    </w:p>
+    <w:p>
+      <w:r>
+        <w:br/>
+        <w:t>从产业链角度看，半导体 行业主要由上游设备厂商、</w:t>
+        <w:br/>
+        <w:t>中游平台企业以及下游应用厂商组成。</w:t>
+        <w:br/>
+        <w:t>华泰通安网络有限公司 主要位于产业链的 上游 环节。</w:t>
+        <w:br/>
+      </w:r>
+    </w:p>
+    <w:tbl>
+      <w:tblPr>
+        <w:tblW w:type="auto" w:w="0"/>
+        <w:tblLook w:firstColumn="1" w:firstRow="1" w:lastColumn="0" w:lastRow="0" w:noHBand="0" w:noVBand="1" w:val="04A0"/>
+      </w:tblPr>
+      <w:tblGrid>
+        <w:gridCol w:w="2160"/>
+        <w:gridCol w:w="2160"/>
+        <w:gridCol w:w="2160"/>
+        <w:gridCol w:w="2160"/>
+      </w:tblGrid>
+      <w:tr>
+        <w:tc>
+          <w:tcPr>
+            <w:tcW w:type="dxa" w:w="2160"/>
+          </w:tcPr>
+          <w:p>
+            <w:r>
+              <w:t>公司</w:t>
+            </w:r>
+          </w:p>
+        </w:tc>
+        <w:tc>
+          <w:tcPr>
+            <w:tcW w:type="dxa" w:w="2160"/>
+          </w:tcPr>
+          <w:p>
+            <w:r>
+              <w:t>行业</w:t>
+            </w:r>
+          </w:p>
+        </w:tc>
+        <w:tc>
+          <w:tcPr>
+            <w:tcW w:type="dxa" w:w="2160"/>
+          </w:tcPr>
+          <w:p>
+            <w:r>
+              <w:t>市值</w:t>
+            </w:r>
+          </w:p>
+        </w:tc>
+        <w:tc>
+          <w:tcPr>
+            <w:tcW w:type="dxa" w:w="2160"/>
+          </w:tcPr>
+          <w:p>
+            <w:r>
+              <w:t>增长率</w:t>
+            </w:r>
+          </w:p>
+        </w:tc>
+      </w:tr>
+      <w:tr>
+        <w:tc>
+          <w:tcPr>
+            <w:tcW w:type="dxa" w:w="2160"/>
+          </w:tcPr>
+          <w:p>
+            <w:r>
+              <w:t>昊嘉科技有限公司</w:t>
+            </w:r>
+          </w:p>
+        </w:tc>
+        <w:tc>
+          <w:tcPr>
+            <w:tcW w:type="dxa" w:w="2160"/>
+          </w:tcPr>
+          <w:p>
+            <w:r>
+              <w:t>医疗科技</w:t>
+            </w:r>
+          </w:p>
+        </w:tc>
+        <w:tc>
+          <w:tcPr>
+            <w:tcW w:type="dxa" w:w="2160"/>
+          </w:tcPr>
+          <w:p>
+            <w:r>
+              <w:t>577亿</w:t>
+            </w:r>
+          </w:p>
+        </w:tc>
+        <w:tc>
+          <w:tcPr>
+            <w:tcW w:type="dxa" w:w="2160"/>
+          </w:tcPr>
+          <w:p>
+            <w:r>
+              <w:t>24%</w:t>
+            </w:r>
+          </w:p>
+        </w:tc>
+      </w:tr>
+      <w:tr>
+        <w:tc>
+          <w:tcPr>
+            <w:tcW w:type="dxa" w:w="2160"/>
+          </w:tcPr>
+          <w:p>
+            <w:r>
+              <w:t>飞利信科技有限公司</w:t>
+            </w:r>
+          </w:p>
+        </w:tc>
+        <w:tc>
+          <w:tcPr>
+            <w:tcW w:type="dxa" w:w="2160"/>
+          </w:tcPr>
+          <w:p>
+            <w:r>
+              <w:t>人工智能</w:t>
+            </w:r>
+          </w:p>
+        </w:tc>
+        <w:tc>
+          <w:tcPr>
+            <w:tcW w:type="dxa" w:w="2160"/>
+          </w:tcPr>
+          <w:p>
+            <w:r>
+              <w:t>766亿</w:t>
+            </w:r>
+          </w:p>
+        </w:tc>
+        <w:tc>
+          <w:tcPr>
+            <w:tcW w:type="dxa" w:w="2160"/>
+          </w:tcPr>
+          <w:p>
+            <w:r>
+              <w:t>11%</w:t>
+            </w:r>
+          </w:p>
+        </w:tc>
+      </w:tr>
+      <w:tr>
+        <w:tc>
+          <w:tcPr>
+            <w:tcW w:type="dxa" w:w="2160"/>
+          </w:tcPr>
+          <w:p>
+            <w:r>
+              <w:t>鑫博腾飞信息有限公司</w:t>
+            </w:r>
+          </w:p>
+        </w:tc>
+        <w:tc>
+          <w:tcPr>
+            <w:tcW w:type="dxa" w:w="2160"/>
+          </w:tcPr>
+          <w:p>
+            <w:r>
+              <w:t>消费科技</w:t>
+            </w:r>
+          </w:p>
+        </w:tc>
+        <w:tc>
+          <w:tcPr>
+            <w:tcW w:type="dxa" w:w="2160"/>
+          </w:tcPr>
+          <w:p>
+            <w:r>
+              <w:t>409亿</w:t>
+            </w:r>
+          </w:p>
+        </w:tc>
+        <w:tc>
+          <w:tcPr>
+            <w:tcW w:type="dxa" w:w="2160"/>
+          </w:tcPr>
+          <w:p>
+            <w:r>
+              <w:t>25%</w:t>
+            </w:r>
+          </w:p>
+        </w:tc>
+      </w:tr>
+      <w:tr>
+        <w:tc>
+          <w:tcPr>
+            <w:tcW w:type="dxa" w:w="2160"/>
+          </w:tcPr>
+          <w:p>
+            <w:r>
+              <w:t>惠派国际公司科技有限公司</w:t>
+            </w:r>
+          </w:p>
+        </w:tc>
+        <w:tc>
+          <w:tcPr>
+            <w:tcW w:type="dxa" w:w="2160"/>
+          </w:tcPr>
+          <w:p>
+            <w:r>
+              <w:t>人工智能</w:t>
+            </w:r>
+          </w:p>
+        </w:tc>
+        <w:tc>
+          <w:tcPr>
+            <w:tcW w:type="dxa" w:w="2160"/>
+          </w:tcPr>
+          <w:p>
+            <w:r>
+              <w:t>549亿</w:t>
+            </w:r>
+          </w:p>
+        </w:tc>
+        <w:tc>
+          <w:tcPr>
+            <w:tcW w:type="dxa" w:w="2160"/>
+          </w:tcPr>
+          <w:p>
+            <w:r>
+              <w:t>17%</w:t>
+            </w:r>
+          </w:p>
+        </w:tc>
+      </w:tr>
+      <w:tr>
+        <w:tc>
+          <w:tcPr>
+            <w:tcW w:type="dxa" w:w="2160"/>
+          </w:tcPr>
+          <w:p>
+            <w:r>
+              <w:t>巨奥传媒有限公司</w:t>
+            </w:r>
+          </w:p>
+        </w:tc>
+        <w:tc>
+          <w:tcPr>
+            <w:tcW w:type="dxa" w:w="2160"/>
+          </w:tcPr>
+          <w:p>
+            <w:r>
+              <w:t>人工智能</w:t>
+            </w:r>
+          </w:p>
+        </w:tc>
+        <w:tc>
+          <w:tcPr>
+            <w:tcW w:type="dxa" w:w="2160"/>
+          </w:tcPr>
+          <w:p>
+            <w:r>
+              <w:t>348亿</w:t>
+            </w:r>
+          </w:p>
+        </w:tc>
+        <w:tc>
+          <w:tcPr>
+            <w:tcW w:type="dxa" w:w="2160"/>
+          </w:tcPr>
+          <w:p>
+            <w:r>
+              <w:t>22%</w:t>
+            </w:r>
+          </w:p>
+        </w:tc>
+      </w:tr>
+      <w:tr>
+        <w:tc>
+          <w:tcPr>
+            <w:tcW w:type="dxa" w:w="2160"/>
+          </w:tcPr>
+          <w:p>
+            <w:r>
+              <w:t>泰麒麟网络有限公司</w:t>
+            </w:r>
+          </w:p>
+        </w:tc>
+        <w:tc>
+          <w:tcPr>
+            <w:tcW w:type="dxa" w:w="2160"/>
+          </w:tcPr>
+          <w:p>
+            <w:r>
+              <w:t>云计算</w:t>
+            </w:r>
+          </w:p>
+        </w:tc>
+        <w:tc>
+          <w:tcPr>
+            <w:tcW w:type="dxa" w:w="2160"/>
+          </w:tcPr>
+          <w:p>
+            <w:r>
+              <w:t>549亿</w:t>
+            </w:r>
+          </w:p>
+        </w:tc>
+        <w:tc>
+          <w:tcPr>
+            <w:tcW w:type="dxa" w:w="2160"/>
+          </w:tcPr>
+          <w:p>
+            <w:r>
+              <w:t>19%</w:t>
+            </w:r>
+          </w:p>
+        </w:tc>
+      </w:tr>
+      <w:tr>
+        <w:tc>
+          <w:tcPr>
+            <w:tcW w:type="dxa" w:w="2160"/>
+          </w:tcPr>
+          <w:p>
+            <w:r>
+              <w:t>飞海科技传媒有限公司</w:t>
+            </w:r>
+          </w:p>
+        </w:tc>
+        <w:tc>
+          <w:tcPr>
+            <w:tcW w:type="dxa" w:w="2160"/>
+          </w:tcPr>
+          <w:p>
+            <w:r>
+              <w:t>消费科技</w:t>
+            </w:r>
+          </w:p>
+        </w:tc>
+        <w:tc>
+          <w:tcPr>
+            <w:tcW w:type="dxa" w:w="2160"/>
+          </w:tcPr>
+          <w:p>
+            <w:r>
+              <w:t>441亿</w:t>
+            </w:r>
+          </w:p>
+        </w:tc>
+        <w:tc>
+          <w:tcPr>
+            <w:tcW w:type="dxa" w:w="2160"/>
+          </w:tcPr>
+          <w:p>
+            <w:r>
+              <w:t>16%</w:t>
+            </w:r>
+          </w:p>
+        </w:tc>
+      </w:tr>
+      <w:tr>
+        <w:tc>
+          <w:tcPr>
+            <w:tcW w:type="dxa" w:w="2160"/>
+          </w:tcPr>
+          <w:p>
+            <w:r>
+              <w:t>新格林耐特网络有限公司</w:t>
+            </w:r>
+          </w:p>
+        </w:tc>
+        <w:tc>
+          <w:tcPr>
+            <w:tcW w:type="dxa" w:w="2160"/>
+          </w:tcPr>
+          <w:p>
+            <w:r>
+              <w:t>人工智能</w:t>
+            </w:r>
+          </w:p>
+        </w:tc>
+        <w:tc>
+          <w:tcPr>
+            <w:tcW w:type="dxa" w:w="2160"/>
+          </w:tcPr>
+          <w:p>
+            <w:r>
+              <w:t>603亿</w:t>
+            </w:r>
+          </w:p>
+        </w:tc>
+        <w:tc>
+          <w:tcPr>
+            <w:tcW w:type="dxa" w:w="2160"/>
+          </w:tcPr>
+          <w:p>
+            <w:r>
+              <w:t>17%</w:t>
+            </w:r>
+          </w:p>
+        </w:tc>
+      </w:tr>
+      <w:tr>
+        <w:tc>
+          <w:tcPr>
+            <w:tcW w:type="dxa" w:w="2160"/>
+          </w:tcPr>
+          <w:p>
+            <w:r>
+              <w:t>巨奥传媒有限公司</w:t>
+            </w:r>
+          </w:p>
+        </w:tc>
+        <w:tc>
+          <w:tcPr>
+            <w:tcW w:type="dxa" w:w="2160"/>
+          </w:tcPr>
+          <w:p>
+            <w:r>
+              <w:t>人工智能</w:t>
+            </w:r>
+          </w:p>
+        </w:tc>
+        <w:tc>
+          <w:tcPr>
+            <w:tcW w:type="dxa" w:w="2160"/>
+          </w:tcPr>
+          <w:p>
+            <w:r>
+              <w:t>488亿</w:t>
+            </w:r>
+          </w:p>
+        </w:tc>
+        <w:tc>
+          <w:tcPr>
+            <w:tcW w:type="dxa" w:w="2160"/>
+          </w:tcPr>
+          <w:p>
+            <w:r>
+              <w:t>5%</w:t>
+            </w:r>
+          </w:p>
+        </w:tc>
+      </w:tr>
+      <w:tr>
+        <w:tc>
+          <w:tcPr>
+            <w:tcW w:type="dxa" w:w="2160"/>
+          </w:tcPr>
+          <w:p>
+            <w:r>
+              <w:t>艾提科信科技有限公司</w:t>
+            </w:r>
+          </w:p>
+        </w:tc>
+        <w:tc>
+          <w:tcPr>
+            <w:tcW w:type="dxa" w:w="2160"/>
+          </w:tcPr>
+          <w:p>
+            <w:r>
+              <w:t>云计算</w:t>
+            </w:r>
+          </w:p>
+        </w:tc>
+        <w:tc>
+          <w:tcPr>
+            <w:tcW w:type="dxa" w:w="2160"/>
+          </w:tcPr>
+          <w:p>
+            <w:r>
+              <w:t>227亿</w:t>
+            </w:r>
+          </w:p>
+        </w:tc>
+        <w:tc>
+          <w:tcPr>
+            <w:tcW w:type="dxa" w:w="2160"/>
+          </w:tcPr>
+          <w:p>
+            <w:r>
+              <w:t>29%</w:t>
+            </w:r>
+          </w:p>
+        </w:tc>
+      </w:tr>
+      <w:tr>
+        <w:tc>
+          <w:tcPr>
+            <w:tcW w:type="dxa" w:w="2160"/>
+          </w:tcPr>
+          <w:p>
+            <w:r>
+              <w:t>方正科技信息有限公司</w:t>
+            </w:r>
+          </w:p>
+        </w:tc>
+        <w:tc>
+          <w:tcPr>
+            <w:tcW w:type="dxa" w:w="2160"/>
+          </w:tcPr>
+          <w:p>
+            <w:r>
+              <w:t>消费科技</w:t>
+            </w:r>
+          </w:p>
+        </w:tc>
+        <w:tc>
+          <w:tcPr>
+            <w:tcW w:type="dxa" w:w="2160"/>
+          </w:tcPr>
+          <w:p>
+            <w:r>
+              <w:t>534亿</w:t>
+            </w:r>
+          </w:p>
+        </w:tc>
+        <w:tc>
+          <w:tcPr>
+            <w:tcW w:type="dxa" w:w="2160"/>
+          </w:tcPr>
+          <w:p>
+            <w:r>
+              <w:t>12%</w:t>
+            </w:r>
+          </w:p>
+        </w:tc>
+      </w:tr>
+      <w:tr>
+        <w:tc>
+          <w:tcPr>
+            <w:tcW w:type="dxa" w:w="2160"/>
+          </w:tcPr>
+          <w:p>
+            <w:r>
+              <w:t>飞利信科技有限公司</w:t>
+            </w:r>
+          </w:p>
+        </w:tc>
+        <w:tc>
+          <w:tcPr>
+            <w:tcW w:type="dxa" w:w="2160"/>
+          </w:tcPr>
+          <w:p>
+            <w:r>
+              <w:t>人工智能</w:t>
+            </w:r>
+          </w:p>
+        </w:tc>
+        <w:tc>
+          <w:tcPr>
+            <w:tcW w:type="dxa" w:w="2160"/>
+          </w:tcPr>
+          <w:p>
+            <w:r>
+              <w:t>217亿</w:t>
+            </w:r>
+          </w:p>
+        </w:tc>
+        <w:tc>
+          <w:tcPr>
+            <w:tcW w:type="dxa" w:w="2160"/>
+          </w:tcPr>
+          <w:p>
+            <w:r>
+              <w:t>18%</w:t>
+            </w:r>
+          </w:p>
+        </w:tc>
+      </w:tr>
+      <w:tr>
+        <w:tc>
+          <w:tcPr>
+            <w:tcW w:type="dxa" w:w="2160"/>
+          </w:tcPr>
+          <w:p>
+            <w:r>
+              <w:t>恩悌网络有限公司</w:t>
+            </w:r>
+          </w:p>
+        </w:tc>
+        <w:tc>
+          <w:tcPr>
+            <w:tcW w:type="dxa" w:w="2160"/>
+          </w:tcPr>
+          <w:p>
+            <w:r>
+              <w:t>新能源</w:t>
+            </w:r>
+          </w:p>
+        </w:tc>
+        <w:tc>
+          <w:tcPr>
+            <w:tcW w:type="dxa" w:w="2160"/>
+          </w:tcPr>
+          <w:p>
+            <w:r>
+              <w:t>456亿</w:t>
+            </w:r>
+          </w:p>
+        </w:tc>
+        <w:tc>
+          <w:tcPr>
+            <w:tcW w:type="dxa" w:w="2160"/>
+          </w:tcPr>
+          <w:p>
+            <w:r>
+              <w:t>7%</w:t>
+            </w:r>
+          </w:p>
+        </w:tc>
+      </w:tr>
+      <w:tr>
+        <w:tc>
+          <w:tcPr>
+            <w:tcW w:type="dxa" w:w="2160"/>
+          </w:tcPr>
+          <w:p>
+            <w:r>
+              <w:t>方正科技信息有限公司</w:t>
+            </w:r>
+          </w:p>
+        </w:tc>
+        <w:tc>
+          <w:tcPr>
+            <w:tcW w:type="dxa" w:w="2160"/>
+          </w:tcPr>
+          <w:p>
+            <w:r>
+              <w:t>消费科技</w:t>
+            </w:r>
+          </w:p>
+        </w:tc>
+        <w:tc>
+          <w:tcPr>
+            <w:tcW w:type="dxa" w:w="2160"/>
+          </w:tcPr>
+          <w:p>
+            <w:r>
+              <w:t>270亿</w:t>
+            </w:r>
+          </w:p>
+        </w:tc>
+        <w:tc>
+          <w:tcPr>
+            <w:tcW w:type="dxa" w:w="2160"/>
+          </w:tcPr>
+          <w:p>
+            <w:r>
+              <w:t>30%</w:t>
+            </w:r>
+          </w:p>
+        </w:tc>
+      </w:tr>
+      <w:tr>
+        <w:tc>
+          <w:tcPr>
+            <w:tcW w:type="dxa" w:w="2160"/>
+          </w:tcPr>
+          <w:p>
+            <w:r>
+              <w:t>戴硕电子网络有限公司</w:t>
+            </w:r>
+          </w:p>
+        </w:tc>
+        <w:tc>
+          <w:tcPr>
+            <w:tcW w:type="dxa" w:w="2160"/>
+          </w:tcPr>
+          <w:p>
+            <w:r>
+              <w:t>新能源</w:t>
+            </w:r>
+          </w:p>
+        </w:tc>
+        <w:tc>
+          <w:tcPr>
+            <w:tcW w:type="dxa" w:w="2160"/>
+          </w:tcPr>
+          <w:p>
+            <w:r>
+              <w:t>104亿</w:t>
+            </w:r>
+          </w:p>
+        </w:tc>
+        <w:tc>
+          <w:tcPr>
+            <w:tcW w:type="dxa" w:w="2160"/>
+          </w:tcPr>
+          <w:p>
+            <w:r>
+              <w:t>15%</w:t>
+            </w:r>
+          </w:p>
+        </w:tc>
+      </w:tr>
+    </w:tbl>
+    <w:p>
+      <w:pPr>
+        <w:pStyle w:val="Heading1"/>
+      </w:pPr>
+      <w:r>
+        <w:t>行业分析 4</w:t>
+      </w:r>
+    </w:p>
+    <w:p>
+      <w:r>
+        <w:br/>
+        <w:t>根据内部财务模型测算，图龙信息传媒有限公司 在未来三年</w:t>
         <w:br/>
         <w:t>收入复合增长率预计可达到 24% 左右。</w:t>
         <w:br/>
@@ -880,7 +2380,73 @@
     <w:p>
       <w:r>
         <w:br/>
-        <w:t>风险管理部认为，医疗科技 行业仍然面临若干</w:t>
+        <w:t>华辰资本旗下的 HC Alpha Growth Fund 在最近的资产配置会议中</w:t>
+        <w:br/>
+        <w:t>讨论了 云计算 行业的投资机会，并对 创联世纪信息有限公司</w:t>
+        <w:br/>
+        <w:t>进行了重点评估。</w:t>
+        <w:br/>
+      </w:r>
+    </w:p>
+    <w:p>
+      <w:r>
+        <w:br/>
+        <w:t>根据内部财务模型测算，佳禾传媒有限公司 在未来三年</w:t>
+        <w:br/>
+        <w:t>收入复合增长率预计可达到 27% 左右。</w:t>
+        <w:br/>
+        <w:t>该预测基于行业需求增长以及公司产能扩张计划。</w:t>
+        <w:br/>
+      </w:r>
+    </w:p>
+    <w:p>
+      <w:r>
+        <w:br/>
+        <w:t>从产业链角度看，人工智能 行业主要由上游设备厂商、</w:t>
+        <w:br/>
+        <w:t>中游平台企业以及下游应用厂商组成。</w:t>
+        <w:br/>
+        <w:t>方正科技传媒有限公司 主要位于产业链的 下游 环节。</w:t>
+        <w:br/>
+      </w:r>
+    </w:p>
+    <w:p>
+      <w:r>
+        <w:br/>
+        <w:t>华辰资本旗下的 HC Global Macro Fund 在最近的资产配置会议中</w:t>
+        <w:br/>
+        <w:t>讨论了 医疗科技 行业的投资机会，并对 昊嘉科技有限公司</w:t>
+        <w:br/>
+        <w:t>进行了重点评估。</w:t>
+        <w:br/>
+      </w:r>
+    </w:p>
+    <w:p>
+      <w:r>
+        <w:br/>
+        <w:t>根据内部财务模型测算，通际名联科技有限公司 在未来三年</w:t>
+        <w:br/>
+        <w:t>收入复合增长率预计可达到 27% 左右。</w:t>
+        <w:br/>
+        <w:t>该预测基于行业需求增长以及公司产能扩张计划。</w:t>
+        <w:br/>
+      </w:r>
+    </w:p>
+    <w:p>
+      <w:r>
+        <w:br/>
+        <w:t>从产业链角度看，半导体 行业主要由上游设备厂商、</w:t>
+        <w:br/>
+        <w:t>中游平台企业以及下游应用厂商组成。</w:t>
+        <w:br/>
+        <w:t>信诚致远网络有限公司 主要位于产业链的 中游 环节。</w:t>
+        <w:br/>
+      </w:r>
+    </w:p>
+    <w:p>
+      <w:r>
+        <w:br/>
+        <w:t>风险管理部认为，消费科技 行业仍然面临若干</w:t>
         <w:br/>
         <w:t>不确定性因素，包括技术迭代风险、政策变化、</w:t>
         <w:br/>
@@ -948,37 +2514,37 @@
           </w:tcPr>
           <w:p>
             <w:r>
-              <w:t>创亿信息有限公司</w:t>
-            </w:r>
-          </w:p>
-        </w:tc>
-        <w:tc>
-          <w:tcPr>
-            <w:tcW w:type="dxa" w:w="2160"/>
-          </w:tcPr>
-          <w:p>
-            <w:r>
-              <w:t>医疗科技</w:t>
-            </w:r>
-          </w:p>
-        </w:tc>
-        <w:tc>
-          <w:tcPr>
-            <w:tcW w:type="dxa" w:w="2160"/>
-          </w:tcPr>
-          <w:p>
-            <w:r>
-              <w:t>498亿</w:t>
-            </w:r>
-          </w:p>
-        </w:tc>
-        <w:tc>
-          <w:tcPr>
-            <w:tcW w:type="dxa" w:w="2160"/>
-          </w:tcPr>
-          <w:p>
-            <w:r>
-              <w:t>13%</w:t>
+              <w:t>信诚致远科技有限公司</w:t>
+            </w:r>
+          </w:p>
+        </w:tc>
+        <w:tc>
+          <w:tcPr>
+            <w:tcW w:type="dxa" w:w="2160"/>
+          </w:tcPr>
+          <w:p>
+            <w:r>
+              <w:t>云计算</w:t>
+            </w:r>
+          </w:p>
+        </w:tc>
+        <w:tc>
+          <w:tcPr>
+            <w:tcW w:type="dxa" w:w="2160"/>
+          </w:tcPr>
+          <w:p>
+            <w:r>
+              <w:t>698亿</w:t>
+            </w:r>
+          </w:p>
+        </w:tc>
+        <w:tc>
+          <w:tcPr>
+            <w:tcW w:type="dxa" w:w="2160"/>
+          </w:tcPr>
+          <w:p>
+            <w:r>
+              <w:t>23%</w:t>
             </w:r>
           </w:p>
         </w:tc>
@@ -990,37 +2556,37 @@
           </w:tcPr>
           <w:p>
             <w:r>
-              <w:t>昊嘉网络有限公司</w:t>
-            </w:r>
-          </w:p>
-        </w:tc>
-        <w:tc>
-          <w:tcPr>
-            <w:tcW w:type="dxa" w:w="2160"/>
-          </w:tcPr>
-          <w:p>
-            <w:r>
-              <w:t>新能源</w:t>
-            </w:r>
-          </w:p>
-        </w:tc>
-        <w:tc>
-          <w:tcPr>
-            <w:tcW w:type="dxa" w:w="2160"/>
-          </w:tcPr>
-          <w:p>
-            <w:r>
-              <w:t>173亿</w:t>
-            </w:r>
-          </w:p>
-        </w:tc>
-        <w:tc>
-          <w:tcPr>
-            <w:tcW w:type="dxa" w:w="2160"/>
-          </w:tcPr>
-          <w:p>
-            <w:r>
-              <w:t>28%</w:t>
+              <w:t>惠派国际公司科技有限公司</w:t>
+            </w:r>
+          </w:p>
+        </w:tc>
+        <w:tc>
+          <w:tcPr>
+            <w:tcW w:type="dxa" w:w="2160"/>
+          </w:tcPr>
+          <w:p>
+            <w:r>
+              <w:t>人工智能</w:t>
+            </w:r>
+          </w:p>
+        </w:tc>
+        <w:tc>
+          <w:tcPr>
+            <w:tcW w:type="dxa" w:w="2160"/>
+          </w:tcPr>
+          <w:p>
+            <w:r>
+              <w:t>457亿</w:t>
+            </w:r>
+          </w:p>
+        </w:tc>
+        <w:tc>
+          <w:tcPr>
+            <w:tcW w:type="dxa" w:w="2160"/>
+          </w:tcPr>
+          <w:p>
+            <w:r>
+              <w:t>10%</w:t>
             </w:r>
           </w:p>
         </w:tc>
@@ -1032,37 +2598,37 @@
           </w:tcPr>
           <w:p>
             <w:r>
-              <w:t>信诚致远传媒有限公司</w:t>
-            </w:r>
-          </w:p>
-        </w:tc>
-        <w:tc>
-          <w:tcPr>
-            <w:tcW w:type="dxa" w:w="2160"/>
-          </w:tcPr>
-          <w:p>
-            <w:r>
-              <w:t>人工智能</w:t>
-            </w:r>
-          </w:p>
-        </w:tc>
-        <w:tc>
-          <w:tcPr>
-            <w:tcW w:type="dxa" w:w="2160"/>
-          </w:tcPr>
-          <w:p>
-            <w:r>
-              <w:t>277亿</w:t>
-            </w:r>
-          </w:p>
-        </w:tc>
-        <w:tc>
-          <w:tcPr>
-            <w:tcW w:type="dxa" w:w="2160"/>
-          </w:tcPr>
-          <w:p>
-            <w:r>
-              <w:t>15%</w:t>
+              <w:t>戴硕电子网络有限公司</w:t>
+            </w:r>
+          </w:p>
+        </w:tc>
+        <w:tc>
+          <w:tcPr>
+            <w:tcW w:type="dxa" w:w="2160"/>
+          </w:tcPr>
+          <w:p>
+            <w:r>
+              <w:t>新能源</w:t>
+            </w:r>
+          </w:p>
+        </w:tc>
+        <w:tc>
+          <w:tcPr>
+            <w:tcW w:type="dxa" w:w="2160"/>
+          </w:tcPr>
+          <w:p>
+            <w:r>
+              <w:t>302亿</w:t>
+            </w:r>
+          </w:p>
+        </w:tc>
+        <w:tc>
+          <w:tcPr>
+            <w:tcW w:type="dxa" w:w="2160"/>
+          </w:tcPr>
+          <w:p>
+            <w:r>
+              <w:t>9%</w:t>
             </w:r>
           </w:p>
         </w:tc>
@@ -1074,37 +2640,37 @@
           </w:tcPr>
           <w:p>
             <w:r>
-              <w:t>新宇龙信息传媒有限公司</w:t>
-            </w:r>
-          </w:p>
-        </w:tc>
-        <w:tc>
-          <w:tcPr>
-            <w:tcW w:type="dxa" w:w="2160"/>
-          </w:tcPr>
-          <w:p>
-            <w:r>
-              <w:t>机器人</w:t>
-            </w:r>
-          </w:p>
-        </w:tc>
-        <w:tc>
-          <w:tcPr>
-            <w:tcW w:type="dxa" w:w="2160"/>
-          </w:tcPr>
-          <w:p>
-            <w:r>
-              <w:t>305亿</w:t>
-            </w:r>
-          </w:p>
-        </w:tc>
-        <w:tc>
-          <w:tcPr>
-            <w:tcW w:type="dxa" w:w="2160"/>
-          </w:tcPr>
-          <w:p>
-            <w:r>
-              <w:t>16%</w:t>
+              <w:t>富罳网络有限公司</w:t>
+            </w:r>
+          </w:p>
+        </w:tc>
+        <w:tc>
+          <w:tcPr>
+            <w:tcW w:type="dxa" w:w="2160"/>
+          </w:tcPr>
+          <w:p>
+            <w:r>
+              <w:t>新能源</w:t>
+            </w:r>
+          </w:p>
+        </w:tc>
+        <w:tc>
+          <w:tcPr>
+            <w:tcW w:type="dxa" w:w="2160"/>
+          </w:tcPr>
+          <w:p>
+            <w:r>
+              <w:t>471亿</w:t>
+            </w:r>
+          </w:p>
+        </w:tc>
+        <w:tc>
+          <w:tcPr>
+            <w:tcW w:type="dxa" w:w="2160"/>
+          </w:tcPr>
+          <w:p>
+            <w:r>
+              <w:t>30%</w:t>
             </w:r>
           </w:p>
         </w:tc>
@@ -1116,37 +2682,37 @@
           </w:tcPr>
           <w:p>
             <w:r>
-              <w:t>精芯科技有限公司</w:t>
-            </w:r>
-          </w:p>
-        </w:tc>
-        <w:tc>
-          <w:tcPr>
-            <w:tcW w:type="dxa" w:w="2160"/>
-          </w:tcPr>
-          <w:p>
-            <w:r>
-              <w:t>云计算</w:t>
-            </w:r>
-          </w:p>
-        </w:tc>
-        <w:tc>
-          <w:tcPr>
-            <w:tcW w:type="dxa" w:w="2160"/>
-          </w:tcPr>
-          <w:p>
-            <w:r>
-              <w:t>800亿</w:t>
-            </w:r>
-          </w:p>
-        </w:tc>
-        <w:tc>
-          <w:tcPr>
-            <w:tcW w:type="dxa" w:w="2160"/>
-          </w:tcPr>
-          <w:p>
-            <w:r>
-              <w:t>16%</w:t>
+              <w:t>联软网络有限公司</w:t>
+            </w:r>
+          </w:p>
+        </w:tc>
+        <w:tc>
+          <w:tcPr>
+            <w:tcW w:type="dxa" w:w="2160"/>
+          </w:tcPr>
+          <w:p>
+            <w:r>
+              <w:t>半导体</w:t>
+            </w:r>
+          </w:p>
+        </w:tc>
+        <w:tc>
+          <w:tcPr>
+            <w:tcW w:type="dxa" w:w="2160"/>
+          </w:tcPr>
+          <w:p>
+            <w:r>
+              <w:t>727亿</w:t>
+            </w:r>
+          </w:p>
+        </w:tc>
+        <w:tc>
+          <w:tcPr>
+            <w:tcW w:type="dxa" w:w="2160"/>
+          </w:tcPr>
+          <w:p>
+            <w:r>
+              <w:t>11%</w:t>
             </w:r>
           </w:p>
         </w:tc>
@@ -1158,37 +2724,37 @@
           </w:tcPr>
           <w:p>
             <w:r>
-              <w:t>佳禾科技有限公司</w:t>
-            </w:r>
-          </w:p>
-        </w:tc>
-        <w:tc>
-          <w:tcPr>
-            <w:tcW w:type="dxa" w:w="2160"/>
-          </w:tcPr>
-          <w:p>
-            <w:r>
-              <w:t>半导体</w:t>
-            </w:r>
-          </w:p>
-        </w:tc>
-        <w:tc>
-          <w:tcPr>
-            <w:tcW w:type="dxa" w:w="2160"/>
-          </w:tcPr>
-          <w:p>
-            <w:r>
-              <w:t>292亿</w:t>
-            </w:r>
-          </w:p>
-        </w:tc>
-        <w:tc>
-          <w:tcPr>
-            <w:tcW w:type="dxa" w:w="2160"/>
-          </w:tcPr>
-          <w:p>
-            <w:r>
-              <w:t>25%</w:t>
+              <w:t>联软科技有限公司</w:t>
+            </w:r>
+          </w:p>
+        </w:tc>
+        <w:tc>
+          <w:tcPr>
+            <w:tcW w:type="dxa" w:w="2160"/>
+          </w:tcPr>
+          <w:p>
+            <w:r>
+              <w:t>消费科技</w:t>
+            </w:r>
+          </w:p>
+        </w:tc>
+        <w:tc>
+          <w:tcPr>
+            <w:tcW w:type="dxa" w:w="2160"/>
+          </w:tcPr>
+          <w:p>
+            <w:r>
+              <w:t>554亿</w:t>
+            </w:r>
+          </w:p>
+        </w:tc>
+        <w:tc>
+          <w:tcPr>
+            <w:tcW w:type="dxa" w:w="2160"/>
+          </w:tcPr>
+          <w:p>
+            <w:r>
+              <w:t>13%</w:t>
             </w:r>
           </w:p>
         </w:tc>
@@ -1200,37 +2766,37 @@
           </w:tcPr>
           <w:p>
             <w:r>
-              <w:t>九方信息有限公司</w:t>
-            </w:r>
-          </w:p>
-        </w:tc>
-        <w:tc>
-          <w:tcPr>
-            <w:tcW w:type="dxa" w:w="2160"/>
-          </w:tcPr>
-          <w:p>
-            <w:r>
-              <w:t>新能源</w:t>
-            </w:r>
-          </w:p>
-        </w:tc>
-        <w:tc>
-          <w:tcPr>
-            <w:tcW w:type="dxa" w:w="2160"/>
-          </w:tcPr>
-          <w:p>
-            <w:r>
-              <w:t>700亿</w:t>
-            </w:r>
-          </w:p>
-        </w:tc>
-        <w:tc>
-          <w:tcPr>
-            <w:tcW w:type="dxa" w:w="2160"/>
-          </w:tcPr>
-          <w:p>
-            <w:r>
-              <w:t>18%</w:t>
+              <w:t>通际名联网络有限公司</w:t>
+            </w:r>
+          </w:p>
+        </w:tc>
+        <w:tc>
+          <w:tcPr>
+            <w:tcW w:type="dxa" w:w="2160"/>
+          </w:tcPr>
+          <w:p>
+            <w:r>
+              <w:t>机器人</w:t>
+            </w:r>
+          </w:p>
+        </w:tc>
+        <w:tc>
+          <w:tcPr>
+            <w:tcW w:type="dxa" w:w="2160"/>
+          </w:tcPr>
+          <w:p>
+            <w:r>
+              <w:t>154亿</w:t>
+            </w:r>
+          </w:p>
+        </w:tc>
+        <w:tc>
+          <w:tcPr>
+            <w:tcW w:type="dxa" w:w="2160"/>
+          </w:tcPr>
+          <w:p>
+            <w:r>
+              <w:t>20%</w:t>
             </w:r>
           </w:p>
         </w:tc>
@@ -1242,37 +2808,37 @@
           </w:tcPr>
           <w:p>
             <w:r>
-              <w:t>创亿网络有限公司</w:t>
-            </w:r>
-          </w:p>
-        </w:tc>
-        <w:tc>
-          <w:tcPr>
-            <w:tcW w:type="dxa" w:w="2160"/>
-          </w:tcPr>
-          <w:p>
-            <w:r>
-              <w:t>云计算</w:t>
-            </w:r>
-          </w:p>
-        </w:tc>
-        <w:tc>
-          <w:tcPr>
-            <w:tcW w:type="dxa" w:w="2160"/>
-          </w:tcPr>
-          <w:p>
-            <w:r>
-              <w:t>762亿</w:t>
-            </w:r>
-          </w:p>
-        </w:tc>
-        <w:tc>
-          <w:tcPr>
-            <w:tcW w:type="dxa" w:w="2160"/>
-          </w:tcPr>
-          <w:p>
-            <w:r>
-              <w:t>27%</w:t>
+              <w:t>昂歌信息信息有限公司</w:t>
+            </w:r>
+          </w:p>
+        </w:tc>
+        <w:tc>
+          <w:tcPr>
+            <w:tcW w:type="dxa" w:w="2160"/>
+          </w:tcPr>
+          <w:p>
+            <w:r>
+              <w:t>消费科技</w:t>
+            </w:r>
+          </w:p>
+        </w:tc>
+        <w:tc>
+          <w:tcPr>
+            <w:tcW w:type="dxa" w:w="2160"/>
+          </w:tcPr>
+          <w:p>
+            <w:r>
+              <w:t>221亿</w:t>
+            </w:r>
+          </w:p>
+        </w:tc>
+        <w:tc>
+          <w:tcPr>
+            <w:tcW w:type="dxa" w:w="2160"/>
+          </w:tcPr>
+          <w:p>
+            <w:r>
+              <w:t>9%</w:t>
             </w:r>
           </w:p>
         </w:tc>
@@ -1284,37 +2850,37 @@
           </w:tcPr>
           <w:p>
             <w:r>
-              <w:t>和泰传媒有限公司</w:t>
-            </w:r>
-          </w:p>
-        </w:tc>
-        <w:tc>
-          <w:tcPr>
-            <w:tcW w:type="dxa" w:w="2160"/>
-          </w:tcPr>
-          <w:p>
-            <w:r>
-              <w:t>消费科技</w:t>
-            </w:r>
-          </w:p>
-        </w:tc>
-        <w:tc>
-          <w:tcPr>
-            <w:tcW w:type="dxa" w:w="2160"/>
-          </w:tcPr>
-          <w:p>
-            <w:r>
-              <w:t>790亿</w:t>
-            </w:r>
-          </w:p>
-        </w:tc>
-        <w:tc>
-          <w:tcPr>
-            <w:tcW w:type="dxa" w:w="2160"/>
-          </w:tcPr>
-          <w:p>
-            <w:r>
-              <w:t>7%</w:t>
+              <w:t>艾提科信科技有限公司</w:t>
+            </w:r>
+          </w:p>
+        </w:tc>
+        <w:tc>
+          <w:tcPr>
+            <w:tcW w:type="dxa" w:w="2160"/>
+          </w:tcPr>
+          <w:p>
+            <w:r>
+              <w:t>云计算</w:t>
+            </w:r>
+          </w:p>
+        </w:tc>
+        <w:tc>
+          <w:tcPr>
+            <w:tcW w:type="dxa" w:w="2160"/>
+          </w:tcPr>
+          <w:p>
+            <w:r>
+              <w:t>361亿</w:t>
+            </w:r>
+          </w:p>
+        </w:tc>
+        <w:tc>
+          <w:tcPr>
+            <w:tcW w:type="dxa" w:w="2160"/>
+          </w:tcPr>
+          <w:p>
+            <w:r>
+              <w:t>26%</w:t>
             </w:r>
           </w:p>
         </w:tc>
@@ -1326,37 +2892,37 @@
           </w:tcPr>
           <w:p>
             <w:r>
-              <w:t>东方峻景网络有限公司</w:t>
-            </w:r>
-          </w:p>
-        </w:tc>
-        <w:tc>
-          <w:tcPr>
-            <w:tcW w:type="dxa" w:w="2160"/>
-          </w:tcPr>
-          <w:p>
-            <w:r>
-              <w:t>机器人</w:t>
-            </w:r>
-          </w:p>
-        </w:tc>
-        <w:tc>
-          <w:tcPr>
-            <w:tcW w:type="dxa" w:w="2160"/>
-          </w:tcPr>
-          <w:p>
-            <w:r>
-              <w:t>476亿</w:t>
-            </w:r>
-          </w:p>
-        </w:tc>
-        <w:tc>
-          <w:tcPr>
-            <w:tcW w:type="dxa" w:w="2160"/>
-          </w:tcPr>
-          <w:p>
-            <w:r>
-              <w:t>12%</w:t>
+              <w:t>恩悌网络有限公司</w:t>
+            </w:r>
+          </w:p>
+        </w:tc>
+        <w:tc>
+          <w:tcPr>
+            <w:tcW w:type="dxa" w:w="2160"/>
+          </w:tcPr>
+          <w:p>
+            <w:r>
+              <w:t>新能源</w:t>
+            </w:r>
+          </w:p>
+        </w:tc>
+        <w:tc>
+          <w:tcPr>
+            <w:tcW w:type="dxa" w:w="2160"/>
+          </w:tcPr>
+          <w:p>
+            <w:r>
+              <w:t>662亿</w:t>
+            </w:r>
+          </w:p>
+        </w:tc>
+        <w:tc>
+          <w:tcPr>
+            <w:tcW w:type="dxa" w:w="2160"/>
+          </w:tcPr>
+          <w:p>
+            <w:r>
+              <w:t>22%</w:t>
             </w:r>
           </w:p>
         </w:tc>
@@ -1368,37 +2934,37 @@
           </w:tcPr>
           <w:p>
             <w:r>
-              <w:t>九方信息有限公司</w:t>
-            </w:r>
-          </w:p>
-        </w:tc>
-        <w:tc>
-          <w:tcPr>
-            <w:tcW w:type="dxa" w:w="2160"/>
-          </w:tcPr>
-          <w:p>
-            <w:r>
-              <w:t>新能源</w:t>
-            </w:r>
-          </w:p>
-        </w:tc>
-        <w:tc>
-          <w:tcPr>
-            <w:tcW w:type="dxa" w:w="2160"/>
-          </w:tcPr>
-          <w:p>
-            <w:r>
-              <w:t>797亿</w:t>
-            </w:r>
-          </w:p>
-        </w:tc>
-        <w:tc>
-          <w:tcPr>
-            <w:tcW w:type="dxa" w:w="2160"/>
-          </w:tcPr>
-          <w:p>
-            <w:r>
-              <w:t>19%</w:t>
+              <w:t>中建创业科技有限公司</w:t>
+            </w:r>
+          </w:p>
+        </w:tc>
+        <w:tc>
+          <w:tcPr>
+            <w:tcW w:type="dxa" w:w="2160"/>
+          </w:tcPr>
+          <w:p>
+            <w:r>
+              <w:t>半导体</w:t>
+            </w:r>
+          </w:p>
+        </w:tc>
+        <w:tc>
+          <w:tcPr>
+            <w:tcW w:type="dxa" w:w="2160"/>
+          </w:tcPr>
+          <w:p>
+            <w:r>
+              <w:t>519亿</w:t>
+            </w:r>
+          </w:p>
+        </w:tc>
+        <w:tc>
+          <w:tcPr>
+            <w:tcW w:type="dxa" w:w="2160"/>
+          </w:tcPr>
+          <w:p>
+            <w:r>
+              <w:t>12%</w:t>
             </w:r>
           </w:p>
         </w:tc>
@@ -1410,37 +2976,37 @@
           </w:tcPr>
           <w:p>
             <w:r>
-              <w:t>九方网络有限公司</w:t>
-            </w:r>
-          </w:p>
-        </w:tc>
-        <w:tc>
-          <w:tcPr>
-            <w:tcW w:type="dxa" w:w="2160"/>
-          </w:tcPr>
-          <w:p>
-            <w:r>
-              <w:t>新能源</w:t>
-            </w:r>
-          </w:p>
-        </w:tc>
-        <w:tc>
-          <w:tcPr>
-            <w:tcW w:type="dxa" w:w="2160"/>
-          </w:tcPr>
-          <w:p>
-            <w:r>
-              <w:t>753亿</w:t>
-            </w:r>
-          </w:p>
-        </w:tc>
-        <w:tc>
-          <w:tcPr>
-            <w:tcW w:type="dxa" w:w="2160"/>
-          </w:tcPr>
-          <w:p>
-            <w:r>
-              <w:t>25%</w:t>
+              <w:t>信诚致远科技有限公司</w:t>
+            </w:r>
+          </w:p>
+        </w:tc>
+        <w:tc>
+          <w:tcPr>
+            <w:tcW w:type="dxa" w:w="2160"/>
+          </w:tcPr>
+          <w:p>
+            <w:r>
+              <w:t>云计算</w:t>
+            </w:r>
+          </w:p>
+        </w:tc>
+        <w:tc>
+          <w:tcPr>
+            <w:tcW w:type="dxa" w:w="2160"/>
+          </w:tcPr>
+          <w:p>
+            <w:r>
+              <w:t>253亿</w:t>
+            </w:r>
+          </w:p>
+        </w:tc>
+        <w:tc>
+          <w:tcPr>
+            <w:tcW w:type="dxa" w:w="2160"/>
+          </w:tcPr>
+          <w:p>
+            <w:r>
+              <w:t>28%</w:t>
             </w:r>
           </w:p>
         </w:tc>
@@ -1452,37 +3018,37 @@
           </w:tcPr>
           <w:p>
             <w:r>
-              <w:t>精芯科技有限公司</w:t>
-            </w:r>
-          </w:p>
-        </w:tc>
-        <w:tc>
-          <w:tcPr>
-            <w:tcW w:type="dxa" w:w="2160"/>
-          </w:tcPr>
-          <w:p>
-            <w:r>
-              <w:t>云计算</w:t>
-            </w:r>
-          </w:p>
-        </w:tc>
-        <w:tc>
-          <w:tcPr>
-            <w:tcW w:type="dxa" w:w="2160"/>
-          </w:tcPr>
-          <w:p>
-            <w:r>
-              <w:t>219亿</w:t>
-            </w:r>
-          </w:p>
-        </w:tc>
-        <w:tc>
-          <w:tcPr>
-            <w:tcW w:type="dxa" w:w="2160"/>
-          </w:tcPr>
-          <w:p>
-            <w:r>
-              <w:t>16%</w:t>
+              <w:t>浦华众城网络有限公司</w:t>
+            </w:r>
+          </w:p>
+        </w:tc>
+        <w:tc>
+          <w:tcPr>
+            <w:tcW w:type="dxa" w:w="2160"/>
+          </w:tcPr>
+          <w:p>
+            <w:r>
+              <w:t>新能源</w:t>
+            </w:r>
+          </w:p>
+        </w:tc>
+        <w:tc>
+          <w:tcPr>
+            <w:tcW w:type="dxa" w:w="2160"/>
+          </w:tcPr>
+          <w:p>
+            <w:r>
+              <w:t>778亿</w:t>
+            </w:r>
+          </w:p>
+        </w:tc>
+        <w:tc>
+          <w:tcPr>
+            <w:tcW w:type="dxa" w:w="2160"/>
+          </w:tcPr>
+          <w:p>
+            <w:r>
+              <w:t>12%</w:t>
             </w:r>
           </w:p>
         </w:tc>
@@ -1494,37 +3060,37 @@
           </w:tcPr>
           <w:p>
             <w:r>
-              <w:t>创联世纪科技有限公司</w:t>
-            </w:r>
-          </w:p>
-        </w:tc>
-        <w:tc>
-          <w:tcPr>
-            <w:tcW w:type="dxa" w:w="2160"/>
-          </w:tcPr>
-          <w:p>
-            <w:r>
-              <w:t>医疗科技</w:t>
-            </w:r>
-          </w:p>
-        </w:tc>
-        <w:tc>
-          <w:tcPr>
-            <w:tcW w:type="dxa" w:w="2160"/>
-          </w:tcPr>
-          <w:p>
-            <w:r>
-              <w:t>674亿</w:t>
-            </w:r>
-          </w:p>
-        </w:tc>
-        <w:tc>
-          <w:tcPr>
-            <w:tcW w:type="dxa" w:w="2160"/>
-          </w:tcPr>
-          <w:p>
-            <w:r>
-              <w:t>16%</w:t>
+              <w:t>联通时科传媒有限公司</w:t>
+            </w:r>
+          </w:p>
+        </w:tc>
+        <w:tc>
+          <w:tcPr>
+            <w:tcW w:type="dxa" w:w="2160"/>
+          </w:tcPr>
+          <w:p>
+            <w:r>
+              <w:t>消费科技</w:t>
+            </w:r>
+          </w:p>
+        </w:tc>
+        <w:tc>
+          <w:tcPr>
+            <w:tcW w:type="dxa" w:w="2160"/>
+          </w:tcPr>
+          <w:p>
+            <w:r>
+              <w:t>654亿</w:t>
+            </w:r>
+          </w:p>
+        </w:tc>
+        <w:tc>
+          <w:tcPr>
+            <w:tcW w:type="dxa" w:w="2160"/>
+          </w:tcPr>
+          <w:p>
+            <w:r>
+              <w:t>17%</w:t>
             </w:r>
           </w:p>
         </w:tc>
@@ -1536,453 +3102,7 @@
           </w:tcPr>
           <w:p>
             <w:r>
-              <w:t>新宇龙信息传媒有限公司</w:t>
-            </w:r>
-          </w:p>
-        </w:tc>
-        <w:tc>
-          <w:tcPr>
-            <w:tcW w:type="dxa" w:w="2160"/>
-          </w:tcPr>
-          <w:p>
-            <w:r>
-              <w:t>机器人</w:t>
-            </w:r>
-          </w:p>
-        </w:tc>
-        <w:tc>
-          <w:tcPr>
-            <w:tcW w:type="dxa" w:w="2160"/>
-          </w:tcPr>
-          <w:p>
-            <w:r>
-              <w:t>707亿</w:t>
-            </w:r>
-          </w:p>
-        </w:tc>
-        <w:tc>
-          <w:tcPr>
-            <w:tcW w:type="dxa" w:w="2160"/>
-          </w:tcPr>
-          <w:p>
-            <w:r>
-              <w:t>19%</w:t>
-            </w:r>
-          </w:p>
-        </w:tc>
-      </w:tr>
-    </w:tbl>
-    <w:p>
-      <w:pPr>
-        <w:pStyle w:val="Heading1"/>
-      </w:pPr>
-      <w:r>
-        <w:t>行业分析 3</w:t>
-      </w:r>
-    </w:p>
-    <w:p>
-      <w:r>
-        <w:br/>
-        <w:t>九方网络有限公司 是中国 新能源 行业的重要企业之一。</w:t>
-        <w:br/>
-        <w:t>根据华辰资本 资产配置委员会 的研究，该公司成立于 2009 年，</w:t>
-        <w:br/>
-        <w:t>目前员工规模约 7967 人。公司近年来持续加大研发投入，</w:t>
-        <w:br/>
-        <w:t>在核心技术方面形成了较强的竞争壁垒。</w:t>
-        <w:br/>
-      </w:r>
-    </w:p>
-    <w:p>
-      <w:r>
-        <w:br/>
-        <w:t>华辰资本旗下的 HC Alpha Growth Fund 在最近的资产配置会议中</w:t>
-        <w:br/>
-        <w:t>讨论了 消费科技 行业的投资机会，并对 兰金电子网络有限公司</w:t>
-        <w:br/>
-        <w:t>进行了重点评估。</w:t>
-        <w:br/>
-      </w:r>
-    </w:p>
-    <w:p>
-      <w:r>
-        <w:br/>
-        <w:t>从产业链角度看，消费科技 行业主要由上游设备厂商、</w:t>
-        <w:br/>
-        <w:t>中游平台企业以及下游应用厂商组成。</w:t>
-        <w:br/>
-        <w:t>兰金电子网络有限公司 主要位于产业链的 下游 环节。</w:t>
-        <w:br/>
-      </w:r>
-    </w:p>
-    <w:p>
-      <w:r>
-        <w:br/>
-        <w:t>根据内部财务模型测算，艾提科信科技有限公司 在未来三年</w:t>
-        <w:br/>
-        <w:t>收入复合增长率预计可达到 11% 左右。</w:t>
-        <w:br/>
-        <w:t>该预测基于行业需求增长以及公司产能扩张计划。</w:t>
-        <w:br/>
-      </w:r>
-    </w:p>
-    <w:p>
-      <w:r>
-        <w:br/>
-        <w:t>根据内部财务模型测算，东方峻景传媒有限公司 在未来三年</w:t>
-        <w:br/>
-        <w:t>收入复合增长率预计可达到 35% 左右。</w:t>
-        <w:br/>
-        <w:t>该预测基于行业需求增长以及公司产能扩张计划。</w:t>
-        <w:br/>
-      </w:r>
-    </w:p>
-    <w:p>
-      <w:r>
-        <w:br/>
-        <w:t>从产业链角度看，人工智能 行业主要由上游设备厂商、</w:t>
-        <w:br/>
-        <w:t>中游平台企业以及下游应用厂商组成。</w:t>
-        <w:br/>
-        <w:t>信诚致远传媒有限公司 主要位于产业链的 下游 环节。</w:t>
-        <w:br/>
-      </w:r>
-    </w:p>
-    <w:p>
-      <w:r>
-        <w:br/>
-        <w:t>从产业链角度看，新能源 行业主要由上游设备厂商、</w:t>
-        <w:br/>
-        <w:t>中游平台企业以及下游应用厂商组成。</w:t>
-        <w:br/>
-        <w:t>鸿睿思博网络有限公司 主要位于产业链的 中游 环节。</w:t>
-        <w:br/>
-      </w:r>
-    </w:p>
-    <w:p>
-      <w:r>
-        <w:br/>
-        <w:t>华辰资本旗下的 HC Alpha Growth Fund 在最近的资产配置会议中</w:t>
-        <w:br/>
-        <w:t>讨论了 云计算 行业的投资机会，并对 立信电子网络有限公司</w:t>
-        <w:br/>
-        <w:t>进行了重点评估。</w:t>
-        <w:br/>
-      </w:r>
-    </w:p>
-    <w:tbl>
-      <w:tblPr>
-        <w:tblW w:type="auto" w:w="0"/>
-        <w:tblLook w:firstColumn="1" w:firstRow="1" w:lastColumn="0" w:lastRow="0" w:noHBand="0" w:noVBand="1" w:val="04A0"/>
-      </w:tblPr>
-      <w:tblGrid>
-        <w:gridCol w:w="2160"/>
-        <w:gridCol w:w="2160"/>
-        <w:gridCol w:w="2160"/>
-        <w:gridCol w:w="2160"/>
-      </w:tblGrid>
-      <w:tr>
-        <w:tc>
-          <w:tcPr>
-            <w:tcW w:type="dxa" w:w="2160"/>
-          </w:tcPr>
-          <w:p>
-            <w:r>
-              <w:t>公司</w:t>
-            </w:r>
-          </w:p>
-        </w:tc>
-        <w:tc>
-          <w:tcPr>
-            <w:tcW w:type="dxa" w:w="2160"/>
-          </w:tcPr>
-          <w:p>
-            <w:r>
-              <w:t>行业</w:t>
-            </w:r>
-          </w:p>
-        </w:tc>
-        <w:tc>
-          <w:tcPr>
-            <w:tcW w:type="dxa" w:w="2160"/>
-          </w:tcPr>
-          <w:p>
-            <w:r>
-              <w:t>市值</w:t>
-            </w:r>
-          </w:p>
-        </w:tc>
-        <w:tc>
-          <w:tcPr>
-            <w:tcW w:type="dxa" w:w="2160"/>
-          </w:tcPr>
-          <w:p>
-            <w:r>
-              <w:t>增长率</w:t>
-            </w:r>
-          </w:p>
-        </w:tc>
-      </w:tr>
-      <w:tr>
-        <w:tc>
-          <w:tcPr>
-            <w:tcW w:type="dxa" w:w="2160"/>
-          </w:tcPr>
-          <w:p>
-            <w:r>
-              <w:t>浦华众城信息有限公司</w:t>
-            </w:r>
-          </w:p>
-        </w:tc>
-        <w:tc>
-          <w:tcPr>
-            <w:tcW w:type="dxa" w:w="2160"/>
-          </w:tcPr>
-          <w:p>
-            <w:r>
-              <w:t>云计算</w:t>
-            </w:r>
-          </w:p>
-        </w:tc>
-        <w:tc>
-          <w:tcPr>
-            <w:tcW w:type="dxa" w:w="2160"/>
-          </w:tcPr>
-          <w:p>
-            <w:r>
-              <w:t>800亿</w:t>
-            </w:r>
-          </w:p>
-        </w:tc>
-        <w:tc>
-          <w:tcPr>
-            <w:tcW w:type="dxa" w:w="2160"/>
-          </w:tcPr>
-          <w:p>
-            <w:r>
-              <w:t>25%</w:t>
-            </w:r>
-          </w:p>
-        </w:tc>
-      </w:tr>
-      <w:tr>
-        <w:tc>
-          <w:tcPr>
-            <w:tcW w:type="dxa" w:w="2160"/>
-          </w:tcPr>
-          <w:p>
-            <w:r>
-              <w:t>昊嘉网络有限公司</w:t>
-            </w:r>
-          </w:p>
-        </w:tc>
-        <w:tc>
-          <w:tcPr>
-            <w:tcW w:type="dxa" w:w="2160"/>
-          </w:tcPr>
-          <w:p>
-            <w:r>
-              <w:t>新能源</w:t>
-            </w:r>
-          </w:p>
-        </w:tc>
-        <w:tc>
-          <w:tcPr>
-            <w:tcW w:type="dxa" w:w="2160"/>
-          </w:tcPr>
-          <w:p>
-            <w:r>
-              <w:t>613亿</w:t>
-            </w:r>
-          </w:p>
-        </w:tc>
-        <w:tc>
-          <w:tcPr>
-            <w:tcW w:type="dxa" w:w="2160"/>
-          </w:tcPr>
-          <w:p>
-            <w:r>
-              <w:t>26%</w:t>
-            </w:r>
-          </w:p>
-        </w:tc>
-      </w:tr>
-      <w:tr>
-        <w:tc>
-          <w:tcPr>
-            <w:tcW w:type="dxa" w:w="2160"/>
-          </w:tcPr>
-          <w:p>
-            <w:r>
-              <w:t>九方信息有限公司</w:t>
-            </w:r>
-          </w:p>
-        </w:tc>
-        <w:tc>
-          <w:tcPr>
-            <w:tcW w:type="dxa" w:w="2160"/>
-          </w:tcPr>
-          <w:p>
-            <w:r>
-              <w:t>新能源</w:t>
-            </w:r>
-          </w:p>
-        </w:tc>
-        <w:tc>
-          <w:tcPr>
-            <w:tcW w:type="dxa" w:w="2160"/>
-          </w:tcPr>
-          <w:p>
-            <w:r>
-              <w:t>787亿</w:t>
-            </w:r>
-          </w:p>
-        </w:tc>
-        <w:tc>
-          <w:tcPr>
-            <w:tcW w:type="dxa" w:w="2160"/>
-          </w:tcPr>
-          <w:p>
-            <w:r>
-              <w:t>13%</w:t>
-            </w:r>
-          </w:p>
-        </w:tc>
-      </w:tr>
-      <w:tr>
-        <w:tc>
-          <w:tcPr>
-            <w:tcW w:type="dxa" w:w="2160"/>
-          </w:tcPr>
-          <w:p>
-            <w:r>
-              <w:t>创联世纪科技有限公司</w:t>
-            </w:r>
-          </w:p>
-        </w:tc>
-        <w:tc>
-          <w:tcPr>
-            <w:tcW w:type="dxa" w:w="2160"/>
-          </w:tcPr>
-          <w:p>
-            <w:r>
-              <w:t>医疗科技</w:t>
-            </w:r>
-          </w:p>
-        </w:tc>
-        <w:tc>
-          <w:tcPr>
-            <w:tcW w:type="dxa" w:w="2160"/>
-          </w:tcPr>
-          <w:p>
-            <w:r>
-              <w:t>397亿</w:t>
-            </w:r>
-          </w:p>
-        </w:tc>
-        <w:tc>
-          <w:tcPr>
-            <w:tcW w:type="dxa" w:w="2160"/>
-          </w:tcPr>
-          <w:p>
-            <w:r>
-              <w:t>29%</w:t>
-            </w:r>
-          </w:p>
-        </w:tc>
-      </w:tr>
-      <w:tr>
-        <w:tc>
-          <w:tcPr>
-            <w:tcW w:type="dxa" w:w="2160"/>
-          </w:tcPr>
-          <w:p>
-            <w:r>
-              <w:t>兰金电子网络有限公司</w:t>
-            </w:r>
-          </w:p>
-        </w:tc>
-        <w:tc>
-          <w:tcPr>
-            <w:tcW w:type="dxa" w:w="2160"/>
-          </w:tcPr>
-          <w:p>
-            <w:r>
-              <w:t>消费科技</w:t>
-            </w:r>
-          </w:p>
-        </w:tc>
-        <w:tc>
-          <w:tcPr>
-            <w:tcW w:type="dxa" w:w="2160"/>
-          </w:tcPr>
-          <w:p>
-            <w:r>
-              <w:t>603亿</w:t>
-            </w:r>
-          </w:p>
-        </w:tc>
-        <w:tc>
-          <w:tcPr>
-            <w:tcW w:type="dxa" w:w="2160"/>
-          </w:tcPr>
-          <w:p>
-            <w:r>
-              <w:t>7%</w:t>
-            </w:r>
-          </w:p>
-        </w:tc>
-      </w:tr>
-      <w:tr>
-        <w:tc>
-          <w:tcPr>
-            <w:tcW w:type="dxa" w:w="2160"/>
-          </w:tcPr>
-          <w:p>
-            <w:r>
-              <w:t>兰金电子网络有限公司</w:t>
-            </w:r>
-          </w:p>
-        </w:tc>
-        <w:tc>
-          <w:tcPr>
-            <w:tcW w:type="dxa" w:w="2160"/>
-          </w:tcPr>
-          <w:p>
-            <w:r>
-              <w:t>消费科技</w:t>
-            </w:r>
-          </w:p>
-        </w:tc>
-        <w:tc>
-          <w:tcPr>
-            <w:tcW w:type="dxa" w:w="2160"/>
-          </w:tcPr>
-          <w:p>
-            <w:r>
-              <w:t>576亿</w:t>
-            </w:r>
-          </w:p>
-        </w:tc>
-        <w:tc>
-          <w:tcPr>
-            <w:tcW w:type="dxa" w:w="2160"/>
-          </w:tcPr>
-          <w:p>
-            <w:r>
-              <w:t>6%</w:t>
-            </w:r>
-          </w:p>
-        </w:tc>
-      </w:tr>
-      <w:tr>
-        <w:tc>
-          <w:tcPr>
-            <w:tcW w:type="dxa" w:w="2160"/>
-          </w:tcPr>
-          <w:p>
-            <w:r>
-              <w:t>华远软件信息有限公司</w:t>
+              <w:t>雨林木风计算机科技有限公司</w:t>
             </w:r>
           </w:p>
         </w:tc>
@@ -2002,1133 +3122,17 @@
           </w:tcPr>
           <w:p>
             <w:r>
-              <w:t>115亿</w:t>
-            </w:r>
-          </w:p>
-        </w:tc>
-        <w:tc>
-          <w:tcPr>
-            <w:tcW w:type="dxa" w:w="2160"/>
-          </w:tcPr>
-          <w:p>
-            <w:r>
-              <w:t>18%</w:t>
-            </w:r>
-          </w:p>
-        </w:tc>
-      </w:tr>
-      <w:tr>
-        <w:tc>
-          <w:tcPr>
-            <w:tcW w:type="dxa" w:w="2160"/>
-          </w:tcPr>
-          <w:p>
-            <w:r>
-              <w:t>国讯网络有限公司</w:t>
-            </w:r>
-          </w:p>
-        </w:tc>
-        <w:tc>
-          <w:tcPr>
-            <w:tcW w:type="dxa" w:w="2160"/>
-          </w:tcPr>
-          <w:p>
-            <w:r>
-              <w:t>云计算</w:t>
-            </w:r>
-          </w:p>
-        </w:tc>
-        <w:tc>
-          <w:tcPr>
-            <w:tcW w:type="dxa" w:w="2160"/>
-          </w:tcPr>
-          <w:p>
-            <w:r>
-              <w:t>254亿</w:t>
-            </w:r>
-          </w:p>
-        </w:tc>
-        <w:tc>
-          <w:tcPr>
-            <w:tcW w:type="dxa" w:w="2160"/>
-          </w:tcPr>
-          <w:p>
-            <w:r>
-              <w:t>24%</w:t>
-            </w:r>
-          </w:p>
-        </w:tc>
-      </w:tr>
-      <w:tr>
-        <w:tc>
-          <w:tcPr>
-            <w:tcW w:type="dxa" w:w="2160"/>
-          </w:tcPr>
-          <w:p>
-            <w:r>
-              <w:t>立信电子网络有限公司</w:t>
-            </w:r>
-          </w:p>
-        </w:tc>
-        <w:tc>
-          <w:tcPr>
-            <w:tcW w:type="dxa" w:w="2160"/>
-          </w:tcPr>
-          <w:p>
-            <w:r>
-              <w:t>云计算</w:t>
-            </w:r>
-          </w:p>
-        </w:tc>
-        <w:tc>
-          <w:tcPr>
-            <w:tcW w:type="dxa" w:w="2160"/>
-          </w:tcPr>
-          <w:p>
-            <w:r>
-              <w:t>413亿</w:t>
-            </w:r>
-          </w:p>
-        </w:tc>
-        <w:tc>
-          <w:tcPr>
-            <w:tcW w:type="dxa" w:w="2160"/>
-          </w:tcPr>
-          <w:p>
-            <w:r>
-              <w:t>9%</w:t>
-            </w:r>
-          </w:p>
-        </w:tc>
-      </w:tr>
-      <w:tr>
-        <w:tc>
-          <w:tcPr>
-            <w:tcW w:type="dxa" w:w="2160"/>
-          </w:tcPr>
-          <w:p>
-            <w:r>
-              <w:t>济南亿次元网络有限公司</w:t>
-            </w:r>
-          </w:p>
-        </w:tc>
-        <w:tc>
-          <w:tcPr>
-            <w:tcW w:type="dxa" w:w="2160"/>
-          </w:tcPr>
-          <w:p>
-            <w:r>
-              <w:t>机器人</w:t>
-            </w:r>
-          </w:p>
-        </w:tc>
-        <w:tc>
-          <w:tcPr>
-            <w:tcW w:type="dxa" w:w="2160"/>
-          </w:tcPr>
-          <w:p>
-            <w:r>
-              <w:t>624亿</w:t>
-            </w:r>
-          </w:p>
-        </w:tc>
-        <w:tc>
-          <w:tcPr>
-            <w:tcW w:type="dxa" w:w="2160"/>
-          </w:tcPr>
-          <w:p>
-            <w:r>
-              <w:t>25%</w:t>
-            </w:r>
-          </w:p>
-        </w:tc>
-      </w:tr>
-      <w:tr>
-        <w:tc>
-          <w:tcPr>
-            <w:tcW w:type="dxa" w:w="2160"/>
-          </w:tcPr>
-          <w:p>
-            <w:r>
-              <w:t>浦华众城科技有限公司</w:t>
-            </w:r>
-          </w:p>
-        </w:tc>
-        <w:tc>
-          <w:tcPr>
-            <w:tcW w:type="dxa" w:w="2160"/>
-          </w:tcPr>
-          <w:p>
-            <w:r>
-              <w:t>半导体</w:t>
-            </w:r>
-          </w:p>
-        </w:tc>
-        <w:tc>
-          <w:tcPr>
-            <w:tcW w:type="dxa" w:w="2160"/>
-          </w:tcPr>
-          <w:p>
-            <w:r>
-              <w:t>364亿</w:t>
-            </w:r>
-          </w:p>
-        </w:tc>
-        <w:tc>
-          <w:tcPr>
-            <w:tcW w:type="dxa" w:w="2160"/>
-          </w:tcPr>
-          <w:p>
-            <w:r>
-              <w:t>7%</w:t>
-            </w:r>
-          </w:p>
-        </w:tc>
-      </w:tr>
-      <w:tr>
-        <w:tc>
-          <w:tcPr>
-            <w:tcW w:type="dxa" w:w="2160"/>
-          </w:tcPr>
-          <w:p>
-            <w:r>
-              <w:t>鸿睿思博信息有限公司</w:t>
-            </w:r>
-          </w:p>
-        </w:tc>
-        <w:tc>
-          <w:tcPr>
-            <w:tcW w:type="dxa" w:w="2160"/>
-          </w:tcPr>
-          <w:p>
-            <w:r>
-              <w:t>半导体</w:t>
-            </w:r>
-          </w:p>
-        </w:tc>
-        <w:tc>
-          <w:tcPr>
-            <w:tcW w:type="dxa" w:w="2160"/>
-          </w:tcPr>
-          <w:p>
-            <w:r>
-              <w:t>234亿</w:t>
-            </w:r>
-          </w:p>
-        </w:tc>
-        <w:tc>
-          <w:tcPr>
-            <w:tcW w:type="dxa" w:w="2160"/>
-          </w:tcPr>
-          <w:p>
-            <w:r>
-              <w:t>5%</w:t>
-            </w:r>
-          </w:p>
-        </w:tc>
-      </w:tr>
-      <w:tr>
-        <w:tc>
-          <w:tcPr>
-            <w:tcW w:type="dxa" w:w="2160"/>
-          </w:tcPr>
-          <w:p>
-            <w:r>
-              <w:t>新宇龙信息传媒有限公司</w:t>
-            </w:r>
-          </w:p>
-        </w:tc>
-        <w:tc>
-          <w:tcPr>
-            <w:tcW w:type="dxa" w:w="2160"/>
-          </w:tcPr>
-          <w:p>
-            <w:r>
-              <w:t>机器人</w:t>
-            </w:r>
-          </w:p>
-        </w:tc>
-        <w:tc>
-          <w:tcPr>
-            <w:tcW w:type="dxa" w:w="2160"/>
-          </w:tcPr>
-          <w:p>
-            <w:r>
-              <w:t>721亿</w:t>
-            </w:r>
-          </w:p>
-        </w:tc>
-        <w:tc>
-          <w:tcPr>
-            <w:tcW w:type="dxa" w:w="2160"/>
-          </w:tcPr>
-          <w:p>
-            <w:r>
-              <w:t>27%</w:t>
-            </w:r>
-          </w:p>
-        </w:tc>
-      </w:tr>
-      <w:tr>
-        <w:tc>
-          <w:tcPr>
-            <w:tcW w:type="dxa" w:w="2160"/>
-          </w:tcPr>
-          <w:p>
-            <w:r>
-              <w:t>易动力科技有限公司</w:t>
-            </w:r>
-          </w:p>
-        </w:tc>
-        <w:tc>
-          <w:tcPr>
-            <w:tcW w:type="dxa" w:w="2160"/>
-          </w:tcPr>
-          <w:p>
-            <w:r>
-              <w:t>云计算</w:t>
-            </w:r>
-          </w:p>
-        </w:tc>
-        <w:tc>
-          <w:tcPr>
-            <w:tcW w:type="dxa" w:w="2160"/>
-          </w:tcPr>
-          <w:p>
-            <w:r>
-              <w:t>531亿</w:t>
-            </w:r>
-          </w:p>
-        </w:tc>
-        <w:tc>
-          <w:tcPr>
-            <w:tcW w:type="dxa" w:w="2160"/>
-          </w:tcPr>
-          <w:p>
-            <w:r>
-              <w:t>27%</w:t>
-            </w:r>
-          </w:p>
-        </w:tc>
-      </w:tr>
-      <w:tr>
-        <w:tc>
-          <w:tcPr>
-            <w:tcW w:type="dxa" w:w="2160"/>
-          </w:tcPr>
-          <w:p>
-            <w:r>
-              <w:t>兰金电子网络有限公司</w:t>
-            </w:r>
-          </w:p>
-        </w:tc>
-        <w:tc>
-          <w:tcPr>
-            <w:tcW w:type="dxa" w:w="2160"/>
-          </w:tcPr>
-          <w:p>
-            <w:r>
-              <w:t>消费科技</w:t>
-            </w:r>
-          </w:p>
-        </w:tc>
-        <w:tc>
-          <w:tcPr>
-            <w:tcW w:type="dxa" w:w="2160"/>
-          </w:tcPr>
-          <w:p>
-            <w:r>
-              <w:t>650亿</w:t>
-            </w:r>
-          </w:p>
-        </w:tc>
-        <w:tc>
-          <w:tcPr>
-            <w:tcW w:type="dxa" w:w="2160"/>
-          </w:tcPr>
-          <w:p>
-            <w:r>
-              <w:t>19%</w:t>
-            </w:r>
-          </w:p>
-        </w:tc>
-      </w:tr>
-    </w:tbl>
-    <w:p>
-      <w:pPr>
-        <w:pStyle w:val="Heading1"/>
-      </w:pPr>
-      <w:r>
-        <w:t>行业分析 4</w:t>
-      </w:r>
-    </w:p>
-    <w:p>
-      <w:r>
-        <w:br/>
-        <w:t>风险管理部认为，消费科技 行业仍然面临若干</w:t>
-        <w:br/>
-        <w:t>不确定性因素，包括技术迭代风险、政策变化、</w:t>
-        <w:br/>
-        <w:t>以及市场竞争加剧等问题。</w:t>
-        <w:br/>
-      </w:r>
-    </w:p>
-    <w:p>
-      <w:r>
-        <w:br/>
-        <w:t>从产业链角度看，新能源 行业主要由上游设备厂商、</w:t>
-        <w:br/>
-        <w:t>中游平台企业以及下游应用厂商组成。</w:t>
-        <w:br/>
-        <w:t>九方网络有限公司 主要位于产业链的 上游 环节。</w:t>
-        <w:br/>
-      </w:r>
-    </w:p>
-    <w:p>
-      <w:r>
-        <w:br/>
-        <w:t>从产业链角度看，云计算 行业主要由上游设备厂商、</w:t>
-        <w:br/>
-        <w:t>中游平台企业以及下游应用厂商组成。</w:t>
-        <w:br/>
-        <w:t>精芯科技有限公司 主要位于产业链的 中游 环节。</w:t>
-        <w:br/>
-      </w:r>
-    </w:p>
-    <w:p>
-      <w:r>
-        <w:br/>
-        <w:t>华辰资本旗下的 HC Alpha Growth Fund 在最近的资产配置会议中</w:t>
-        <w:br/>
-        <w:t>讨论了 医疗科技 行业的投资机会，并对 富罳信息有限公司</w:t>
-        <w:br/>
-        <w:t>进行了重点评估。</w:t>
-        <w:br/>
-      </w:r>
-    </w:p>
-    <w:p>
-      <w:r>
-        <w:br/>
-        <w:t>华辰资本旗下的 HC Quant Arbitrage Fund 在最近的资产配置会议中</w:t>
-        <w:br/>
-        <w:t>讨论了 新能源 行业的投资机会，并对 飞利信科技有限公司</w:t>
-        <w:br/>
-        <w:t>进行了重点评估。</w:t>
-        <w:br/>
-      </w:r>
-    </w:p>
-    <w:p>
-      <w:r>
-        <w:br/>
-        <w:t>根据内部财务模型测算，兰金电子网络有限公司 在未来三年</w:t>
-        <w:br/>
-        <w:t>收入复合增长率预计可达到 27% 左右。</w:t>
-        <w:br/>
-        <w:t>该预测基于行业需求增长以及公司产能扩张计划。</w:t>
-        <w:br/>
-      </w:r>
-    </w:p>
-    <w:p>
-      <w:r>
-        <w:br/>
-        <w:t>风险管理部认为，云计算 行业仍然面临若干</w:t>
-        <w:br/>
-        <w:t>不确定性因素，包括技术迭代风险、政策变化、</w:t>
-        <w:br/>
-        <w:t>以及市场竞争加剧等问题。</w:t>
-        <w:br/>
-      </w:r>
-    </w:p>
-    <w:p>
-      <w:r>
-        <w:br/>
-        <w:t>从产业链角度看，人工智能 行业主要由上游设备厂商、</w:t>
-        <w:br/>
-        <w:t>中游平台企业以及下游应用厂商组成。</w:t>
-        <w:br/>
-        <w:t>迪摩科技有限公司 主要位于产业链的 下游 环节。</w:t>
-        <w:br/>
-      </w:r>
-    </w:p>
-    <w:tbl>
-      <w:tblPr>
-        <w:tblW w:type="auto" w:w="0"/>
-        <w:tblLook w:firstColumn="1" w:firstRow="1" w:lastColumn="0" w:lastRow="0" w:noHBand="0" w:noVBand="1" w:val="04A0"/>
-      </w:tblPr>
-      <w:tblGrid>
-        <w:gridCol w:w="2160"/>
-        <w:gridCol w:w="2160"/>
-        <w:gridCol w:w="2160"/>
-        <w:gridCol w:w="2160"/>
-      </w:tblGrid>
-      <w:tr>
-        <w:tc>
-          <w:tcPr>
-            <w:tcW w:type="dxa" w:w="2160"/>
-          </w:tcPr>
-          <w:p>
-            <w:r>
-              <w:t>公司</w:t>
-            </w:r>
-          </w:p>
-        </w:tc>
-        <w:tc>
-          <w:tcPr>
-            <w:tcW w:type="dxa" w:w="2160"/>
-          </w:tcPr>
-          <w:p>
-            <w:r>
-              <w:t>行业</w:t>
-            </w:r>
-          </w:p>
-        </w:tc>
-        <w:tc>
-          <w:tcPr>
-            <w:tcW w:type="dxa" w:w="2160"/>
-          </w:tcPr>
-          <w:p>
-            <w:r>
-              <w:t>市值</w:t>
-            </w:r>
-          </w:p>
-        </w:tc>
-        <w:tc>
-          <w:tcPr>
-            <w:tcW w:type="dxa" w:w="2160"/>
-          </w:tcPr>
-          <w:p>
-            <w:r>
-              <w:t>增长率</w:t>
-            </w:r>
-          </w:p>
-        </w:tc>
-      </w:tr>
-      <w:tr>
-        <w:tc>
-          <w:tcPr>
-            <w:tcW w:type="dxa" w:w="2160"/>
-          </w:tcPr>
-          <w:p>
-            <w:r>
-              <w:t>精芯科技有限公司</w:t>
-            </w:r>
-          </w:p>
-        </w:tc>
-        <w:tc>
-          <w:tcPr>
-            <w:tcW w:type="dxa" w:w="2160"/>
-          </w:tcPr>
-          <w:p>
-            <w:r>
-              <w:t>云计算</w:t>
-            </w:r>
-          </w:p>
-        </w:tc>
-        <w:tc>
-          <w:tcPr>
-            <w:tcW w:type="dxa" w:w="2160"/>
-          </w:tcPr>
-          <w:p>
-            <w:r>
-              <w:t>603亿</w:t>
-            </w:r>
-          </w:p>
-        </w:tc>
-        <w:tc>
-          <w:tcPr>
-            <w:tcW w:type="dxa" w:w="2160"/>
-          </w:tcPr>
-          <w:p>
-            <w:r>
-              <w:t>8%</w:t>
-            </w:r>
-          </w:p>
-        </w:tc>
-      </w:tr>
-      <w:tr>
-        <w:tc>
-          <w:tcPr>
-            <w:tcW w:type="dxa" w:w="2160"/>
-          </w:tcPr>
-          <w:p>
-            <w:r>
-              <w:t>雨林木风计算机网络有限公司</w:t>
-            </w:r>
-          </w:p>
-        </w:tc>
-        <w:tc>
-          <w:tcPr>
-            <w:tcW w:type="dxa" w:w="2160"/>
-          </w:tcPr>
-          <w:p>
-            <w:r>
-              <w:t>医疗科技</w:t>
-            </w:r>
-          </w:p>
-        </w:tc>
-        <w:tc>
-          <w:tcPr>
-            <w:tcW w:type="dxa" w:w="2160"/>
-          </w:tcPr>
-          <w:p>
-            <w:r>
-              <w:t>459亿</w:t>
-            </w:r>
-          </w:p>
-        </w:tc>
-        <w:tc>
-          <w:tcPr>
-            <w:tcW w:type="dxa" w:w="2160"/>
-          </w:tcPr>
-          <w:p>
-            <w:r>
-              <w:t>10%</w:t>
-            </w:r>
-          </w:p>
-        </w:tc>
-      </w:tr>
-      <w:tr>
-        <w:tc>
-          <w:tcPr>
-            <w:tcW w:type="dxa" w:w="2160"/>
-          </w:tcPr>
-          <w:p>
-            <w:r>
-              <w:t>迪摩科技有限公司</w:t>
-            </w:r>
-          </w:p>
-        </w:tc>
-        <w:tc>
-          <w:tcPr>
-            <w:tcW w:type="dxa" w:w="2160"/>
-          </w:tcPr>
-          <w:p>
-            <w:r>
-              <w:t>人工智能</w:t>
-            </w:r>
-          </w:p>
-        </w:tc>
-        <w:tc>
-          <w:tcPr>
-            <w:tcW w:type="dxa" w:w="2160"/>
-          </w:tcPr>
-          <w:p>
-            <w:r>
-              <w:t>641亿</w:t>
-            </w:r>
-          </w:p>
-        </w:tc>
-        <w:tc>
-          <w:tcPr>
-            <w:tcW w:type="dxa" w:w="2160"/>
-          </w:tcPr>
-          <w:p>
-            <w:r>
-              <w:t>22%</w:t>
-            </w:r>
-          </w:p>
-        </w:tc>
-      </w:tr>
-      <w:tr>
-        <w:tc>
-          <w:tcPr>
-            <w:tcW w:type="dxa" w:w="2160"/>
-          </w:tcPr>
-          <w:p>
-            <w:r>
-              <w:t>信诚致远传媒有限公司</w:t>
-            </w:r>
-          </w:p>
-        </w:tc>
-        <w:tc>
-          <w:tcPr>
-            <w:tcW w:type="dxa" w:w="2160"/>
-          </w:tcPr>
-          <w:p>
-            <w:r>
-              <w:t>人工智能</w:t>
-            </w:r>
-          </w:p>
-        </w:tc>
-        <w:tc>
-          <w:tcPr>
-            <w:tcW w:type="dxa" w:w="2160"/>
-          </w:tcPr>
-          <w:p>
-            <w:r>
-              <w:t>690亿</w:t>
-            </w:r>
-          </w:p>
-        </w:tc>
-        <w:tc>
-          <w:tcPr>
-            <w:tcW w:type="dxa" w:w="2160"/>
-          </w:tcPr>
-          <w:p>
-            <w:r>
-              <w:t>11%</w:t>
-            </w:r>
-          </w:p>
-        </w:tc>
-      </w:tr>
-      <w:tr>
-        <w:tc>
-          <w:tcPr>
-            <w:tcW w:type="dxa" w:w="2160"/>
-          </w:tcPr>
-          <w:p>
-            <w:r>
-              <w:t>雨林木风计算机网络有限公司</w:t>
-            </w:r>
-          </w:p>
-        </w:tc>
-        <w:tc>
-          <w:tcPr>
-            <w:tcW w:type="dxa" w:w="2160"/>
-          </w:tcPr>
-          <w:p>
-            <w:r>
-              <w:t>医疗科技</w:t>
-            </w:r>
-          </w:p>
-        </w:tc>
-        <w:tc>
-          <w:tcPr>
-            <w:tcW w:type="dxa" w:w="2160"/>
-          </w:tcPr>
-          <w:p>
-            <w:r>
-              <w:t>450亿</w:t>
-            </w:r>
-          </w:p>
-        </w:tc>
-        <w:tc>
-          <w:tcPr>
-            <w:tcW w:type="dxa" w:w="2160"/>
-          </w:tcPr>
-          <w:p>
-            <w:r>
-              <w:t>24%</w:t>
-            </w:r>
-          </w:p>
-        </w:tc>
-      </w:tr>
-      <w:tr>
-        <w:tc>
-          <w:tcPr>
-            <w:tcW w:type="dxa" w:w="2160"/>
-          </w:tcPr>
-          <w:p>
-            <w:r>
-              <w:t>九方网络有限公司</w:t>
-            </w:r>
-          </w:p>
-        </w:tc>
-        <w:tc>
-          <w:tcPr>
-            <w:tcW w:type="dxa" w:w="2160"/>
-          </w:tcPr>
-          <w:p>
-            <w:r>
-              <w:t>新能源</w:t>
-            </w:r>
-          </w:p>
-        </w:tc>
-        <w:tc>
-          <w:tcPr>
-            <w:tcW w:type="dxa" w:w="2160"/>
-          </w:tcPr>
-          <w:p>
-            <w:r>
-              <w:t>784亿</w:t>
-            </w:r>
-          </w:p>
-        </w:tc>
-        <w:tc>
-          <w:tcPr>
-            <w:tcW w:type="dxa" w:w="2160"/>
-          </w:tcPr>
-          <w:p>
-            <w:r>
-              <w:t>24%</w:t>
-            </w:r>
-          </w:p>
-        </w:tc>
-      </w:tr>
-      <w:tr>
-        <w:tc>
-          <w:tcPr>
-            <w:tcW w:type="dxa" w:w="2160"/>
-          </w:tcPr>
-          <w:p>
-            <w:r>
-              <w:t>新宇龙信息传媒有限公司</w:t>
-            </w:r>
-          </w:p>
-        </w:tc>
-        <w:tc>
-          <w:tcPr>
-            <w:tcW w:type="dxa" w:w="2160"/>
-          </w:tcPr>
-          <w:p>
-            <w:r>
-              <w:t>机器人</w:t>
-            </w:r>
-          </w:p>
-        </w:tc>
-        <w:tc>
-          <w:tcPr>
-            <w:tcW w:type="dxa" w:w="2160"/>
-          </w:tcPr>
-          <w:p>
-            <w:r>
-              <w:t>626亿</w:t>
-            </w:r>
-          </w:p>
-        </w:tc>
-        <w:tc>
-          <w:tcPr>
-            <w:tcW w:type="dxa" w:w="2160"/>
-          </w:tcPr>
-          <w:p>
-            <w:r>
-              <w:t>17%</w:t>
-            </w:r>
-          </w:p>
-        </w:tc>
-      </w:tr>
-      <w:tr>
-        <w:tc>
-          <w:tcPr>
-            <w:tcW w:type="dxa" w:w="2160"/>
-          </w:tcPr>
-          <w:p>
-            <w:r>
-              <w:t>富罳信息有限公司</w:t>
-            </w:r>
-          </w:p>
-        </w:tc>
-        <w:tc>
-          <w:tcPr>
-            <w:tcW w:type="dxa" w:w="2160"/>
-          </w:tcPr>
-          <w:p>
-            <w:r>
-              <w:t>医疗科技</w:t>
-            </w:r>
-          </w:p>
-        </w:tc>
-        <w:tc>
-          <w:tcPr>
-            <w:tcW w:type="dxa" w:w="2160"/>
-          </w:tcPr>
-          <w:p>
-            <w:r>
-              <w:t>406亿</w:t>
-            </w:r>
-          </w:p>
-        </w:tc>
-        <w:tc>
-          <w:tcPr>
-            <w:tcW w:type="dxa" w:w="2160"/>
-          </w:tcPr>
-          <w:p>
-            <w:r>
-              <w:t>5%</w:t>
-            </w:r>
-          </w:p>
-        </w:tc>
-      </w:tr>
-      <w:tr>
-        <w:tc>
-          <w:tcPr>
-            <w:tcW w:type="dxa" w:w="2160"/>
-          </w:tcPr>
-          <w:p>
-            <w:r>
-              <w:t>迪摩科技有限公司</w:t>
-            </w:r>
-          </w:p>
-        </w:tc>
-        <w:tc>
-          <w:tcPr>
-            <w:tcW w:type="dxa" w:w="2160"/>
-          </w:tcPr>
-          <w:p>
-            <w:r>
-              <w:t>人工智能</w:t>
-            </w:r>
-          </w:p>
-        </w:tc>
-        <w:tc>
-          <w:tcPr>
-            <w:tcW w:type="dxa" w:w="2160"/>
-          </w:tcPr>
-          <w:p>
-            <w:r>
-              <w:t>737亿</w:t>
-            </w:r>
-          </w:p>
-        </w:tc>
-        <w:tc>
-          <w:tcPr>
-            <w:tcW w:type="dxa" w:w="2160"/>
-          </w:tcPr>
-          <w:p>
-            <w:r>
-              <w:t>22%</w:t>
-            </w:r>
-          </w:p>
-        </w:tc>
-      </w:tr>
-      <w:tr>
-        <w:tc>
-          <w:tcPr>
-            <w:tcW w:type="dxa" w:w="2160"/>
-          </w:tcPr>
-          <w:p>
-            <w:r>
-              <w:t>易动力科技有限公司</w:t>
-            </w:r>
-          </w:p>
-        </w:tc>
-        <w:tc>
-          <w:tcPr>
-            <w:tcW w:type="dxa" w:w="2160"/>
-          </w:tcPr>
-          <w:p>
-            <w:r>
-              <w:t>云计算</w:t>
-            </w:r>
-          </w:p>
-        </w:tc>
-        <w:tc>
-          <w:tcPr>
-            <w:tcW w:type="dxa" w:w="2160"/>
-          </w:tcPr>
-          <w:p>
-            <w:r>
-              <w:t>521亿</w:t>
-            </w:r>
-          </w:p>
-        </w:tc>
-        <w:tc>
-          <w:tcPr>
-            <w:tcW w:type="dxa" w:w="2160"/>
-          </w:tcPr>
-          <w:p>
-            <w:r>
-              <w:t>17%</w:t>
-            </w:r>
-          </w:p>
-        </w:tc>
-      </w:tr>
-      <w:tr>
-        <w:tc>
-          <w:tcPr>
-            <w:tcW w:type="dxa" w:w="2160"/>
-          </w:tcPr>
-          <w:p>
-            <w:r>
-              <w:t>快讯网络有限公司</w:t>
-            </w:r>
-          </w:p>
-        </w:tc>
-        <w:tc>
-          <w:tcPr>
-            <w:tcW w:type="dxa" w:w="2160"/>
-          </w:tcPr>
-          <w:p>
-            <w:r>
-              <w:t>新能源</w:t>
-            </w:r>
-          </w:p>
-        </w:tc>
-        <w:tc>
-          <w:tcPr>
-            <w:tcW w:type="dxa" w:w="2160"/>
-          </w:tcPr>
-          <w:p>
-            <w:r>
-              <w:t>305亿</w:t>
-            </w:r>
-          </w:p>
-        </w:tc>
-        <w:tc>
-          <w:tcPr>
-            <w:tcW w:type="dxa" w:w="2160"/>
-          </w:tcPr>
-          <w:p>
-            <w:r>
-              <w:t>19%</w:t>
-            </w:r>
-          </w:p>
-        </w:tc>
-      </w:tr>
-      <w:tr>
-        <w:tc>
-          <w:tcPr>
-            <w:tcW w:type="dxa" w:w="2160"/>
-          </w:tcPr>
-          <w:p>
-            <w:r>
-              <w:t>兰金电子网络有限公司</w:t>
-            </w:r>
-          </w:p>
-        </w:tc>
-        <w:tc>
-          <w:tcPr>
-            <w:tcW w:type="dxa" w:w="2160"/>
-          </w:tcPr>
-          <w:p>
-            <w:r>
-              <w:t>消费科技</w:t>
-            </w:r>
-          </w:p>
-        </w:tc>
-        <w:tc>
-          <w:tcPr>
-            <w:tcW w:type="dxa" w:w="2160"/>
-          </w:tcPr>
-          <w:p>
-            <w:r>
-              <w:t>351亿</w:t>
-            </w:r>
-          </w:p>
-        </w:tc>
-        <w:tc>
-          <w:tcPr>
-            <w:tcW w:type="dxa" w:w="2160"/>
-          </w:tcPr>
-          <w:p>
-            <w:r>
-              <w:t>6%</w:t>
-            </w:r>
-          </w:p>
-        </w:tc>
-      </w:tr>
-      <w:tr>
-        <w:tc>
-          <w:tcPr>
-            <w:tcW w:type="dxa" w:w="2160"/>
-          </w:tcPr>
-          <w:p>
-            <w:r>
-              <w:t>鸿睿思博信息有限公司</w:t>
-            </w:r>
-          </w:p>
-        </w:tc>
-        <w:tc>
-          <w:tcPr>
-            <w:tcW w:type="dxa" w:w="2160"/>
-          </w:tcPr>
-          <w:p>
-            <w:r>
-              <w:t>半导体</w:t>
-            </w:r>
-          </w:p>
-        </w:tc>
-        <w:tc>
-          <w:tcPr>
-            <w:tcW w:type="dxa" w:w="2160"/>
-          </w:tcPr>
-          <w:p>
-            <w:r>
-              <w:t>595亿</w:t>
-            </w:r>
-          </w:p>
-        </w:tc>
-        <w:tc>
-          <w:tcPr>
-            <w:tcW w:type="dxa" w:w="2160"/>
-          </w:tcPr>
-          <w:p>
-            <w:r>
-              <w:t>23%</w:t>
-            </w:r>
-          </w:p>
-        </w:tc>
-      </w:tr>
-      <w:tr>
-        <w:tc>
-          <w:tcPr>
-            <w:tcW w:type="dxa" w:w="2160"/>
-          </w:tcPr>
-          <w:p>
-            <w:r>
-              <w:t>银嘉信息有限公司</w:t>
-            </w:r>
-          </w:p>
-        </w:tc>
-        <w:tc>
-          <w:tcPr>
-            <w:tcW w:type="dxa" w:w="2160"/>
-          </w:tcPr>
-          <w:p>
-            <w:r>
-              <w:t>消费科技</w:t>
-            </w:r>
-          </w:p>
-        </w:tc>
-        <w:tc>
-          <w:tcPr>
-            <w:tcW w:type="dxa" w:w="2160"/>
-          </w:tcPr>
-          <w:p>
-            <w:r>
-              <w:t>101亿</w:t>
-            </w:r>
-          </w:p>
-        </w:tc>
-        <w:tc>
-          <w:tcPr>
-            <w:tcW w:type="dxa" w:w="2160"/>
-          </w:tcPr>
-          <w:p>
-            <w:r>
-              <w:t>17%</w:t>
-            </w:r>
-          </w:p>
-        </w:tc>
-      </w:tr>
-      <w:tr>
-        <w:tc>
-          <w:tcPr>
-            <w:tcW w:type="dxa" w:w="2160"/>
-          </w:tcPr>
-          <w:p>
-            <w:r>
-              <w:t>万迅电脑网络有限公司</w:t>
-            </w:r>
-          </w:p>
-        </w:tc>
-        <w:tc>
-          <w:tcPr>
-            <w:tcW w:type="dxa" w:w="2160"/>
-          </w:tcPr>
-          <w:p>
-            <w:r>
-              <w:t>半导体</w:t>
-            </w:r>
-          </w:p>
-        </w:tc>
-        <w:tc>
-          <w:tcPr>
-            <w:tcW w:type="dxa" w:w="2160"/>
-          </w:tcPr>
-          <w:p>
-            <w:r>
-              <w:t>102亿</w:t>
-            </w:r>
-          </w:p>
-        </w:tc>
-        <w:tc>
-          <w:tcPr>
-            <w:tcW w:type="dxa" w:w="2160"/>
-          </w:tcPr>
-          <w:p>
-            <w:r>
-              <w:t>14%</w:t>
+              <w:t>198亿</w:t>
+            </w:r>
+          </w:p>
+        </w:tc>
+        <w:tc>
+          <w:tcPr>
+            <w:tcW w:type="dxa" w:w="2160"/>
+          </w:tcPr>
+          <w:p>
+            <w:r>
+              <w:t>16%</w:t>
             </w:r>
           </w:p>
         </w:tc>
@@ -3145,20 +3149,9 @@
     <w:p>
       <w:r>
         <w:br/>
-        <w:t>从产业链角度看，新能源 行业主要由上游设备厂商、</w:t>
+        <w:t>华辰资本旗下的 HC Energy Transition Fund 在最近的资产配置会议中</w:t>
         <w:br/>
-        <w:t>中游平台企业以及下游应用厂商组成。</w:t>
-        <w:br/>
-        <w:t>快讯网络有限公司 主要位于产业链的 上游 环节。</w:t>
-        <w:br/>
-      </w:r>
-    </w:p>
-    <w:p>
-      <w:r>
-        <w:br/>
-        <w:t>华辰资本旗下的 HC AI Innovation Fund 在最近的资产配置会议中</w:t>
-        <w:br/>
-        <w:t>讨论了 医疗科技 行业的投资机会，并对 雨林木风计算机网络有限公司</w:t>
+        <w:t>讨论了 半导体 行业的投资机会，并对 雨林木风计算机科技有限公司</w:t>
         <w:br/>
         <w:t>进行了重点评估。</w:t>
         <w:br/>
@@ -3167,11 +3160,33 @@
     <w:p>
       <w:r>
         <w:br/>
-        <w:t>从产业链角度看，消费科技 行业主要由上游设备厂商、</w:t>
+        <w:t>风险管理部认为，人工智能 行业仍然面临若干</w:t>
         <w:br/>
-        <w:t>中游平台企业以及下游应用厂商组成。</w:t>
+        <w:t>不确定性因素，包括技术迭代风险、政策变化、</w:t>
         <w:br/>
-        <w:t>和泰传媒有限公司 主要位于产业链的 下游 环节。</w:t>
+        <w:t>以及市场竞争加剧等问题。</w:t>
+        <w:br/>
+      </w:r>
+    </w:p>
+    <w:p>
+      <w:r>
+        <w:br/>
+        <w:t>根据内部财务模型测算，方正科技信息有限公司 在未来三年</w:t>
+        <w:br/>
+        <w:t>收入复合增长率预计可达到 18% 左右。</w:t>
+        <w:br/>
+        <w:t>该预测基于行业需求增长以及公司产能扩张计划。</w:t>
+        <w:br/>
+      </w:r>
+    </w:p>
+    <w:p>
+      <w:r>
+        <w:br/>
+        <w:t>根据内部财务模型测算，良诺科技有限公司 在未来三年</w:t>
+        <w:br/>
+        <w:t>收入复合增长率预计可达到 11% 左右。</w:t>
+        <w:br/>
+        <w:t>该预测基于行业需求增长以及公司产能扩张计划。</w:t>
         <w:br/>
       </w:r>
     </w:p>
@@ -3189,22 +3204,11 @@
     <w:p>
       <w:r>
         <w:br/>
-        <w:t>风险管理部认为，机器人 行业仍然面临若干</w:t>
+        <w:t>恩悌网络有限公司 是中国 新能源 行业的重要企业之一。</w:t>
         <w:br/>
-        <w:t>不确定性因素，包括技术迭代风险、政策变化、</w:t>
+        <w:t>根据华辰资本 量化研究部 的研究，该公司成立于 2011 年，</w:t>
         <w:br/>
-        <w:t>以及市场竞争加剧等问题。</w:t>
-        <w:br/>
-      </w:r>
-    </w:p>
-    <w:p>
-      <w:r>
-        <w:br/>
-        <w:t>万迅电脑网络有限公司 是中国 半导体 行业的重要企业之一。</w:t>
-        <w:br/>
-        <w:t>根据华辰资本 风险管理部 的研究，该公司成立于 2019 年，</w:t>
-        <w:br/>
-        <w:t>目前员工规模约 7385 人。公司近年来持续加大研发投入，</w:t>
+        <w:t>目前员工规模约 7408 人。公司近年来持续加大研发投入，</w:t>
         <w:br/>
         <w:t>在核心技术方面形成了较强的竞争壁垒。</w:t>
         <w:br/>
@@ -3213,24 +3217,22 @@
     <w:p>
       <w:r>
         <w:br/>
-        <w:t>从产业链角度看，机器人 行业主要由上游设备厂商、</w:t>
+        <w:t>根据内部财务模型测算，信诚致远网络有限公司 在未来三年</w:t>
         <w:br/>
-        <w:t>中游平台企业以及下游应用厂商组成。</w:t>
+        <w:t>收入复合增长率预计可达到 28% 左右。</w:t>
         <w:br/>
-        <w:t>东方峻景网络有限公司 主要位于产业链的 上游 环节。</w:t>
+        <w:t>该预测基于行业需求增长以及公司产能扩张计划。</w:t>
         <w:br/>
       </w:r>
     </w:p>
     <w:p>
       <w:r>
         <w:br/>
-        <w:t>济南亿次元网络有限公司 是中国 机器人 行业的重要企业之一。</w:t>
+        <w:t>根据内部财务模型测算，中建创业科技有限公司 在未来三年</w:t>
         <w:br/>
-        <w:t>根据华辰资本 投资策略部 的研究，该公司成立于 2012 年，</w:t>
+        <w:t>收入复合增长率预计可达到 29% 左右。</w:t>
         <w:br/>
-        <w:t>目前员工规模约 5029 人。公司近年来持续加大研发投入，</w:t>
-        <w:br/>
-        <w:t>在核心技术方面形成了较强的竞争壁垒。</w:t>
+        <w:t>该预测基于行业需求增长以及公司产能扩张计划。</w:t>
         <w:br/>
       </w:r>
     </w:p>
@@ -3294,37 +3296,37 @@
           </w:tcPr>
           <w:p>
             <w:r>
-              <w:t>鸿睿思博信息有限公司</w:t>
-            </w:r>
-          </w:p>
-        </w:tc>
-        <w:tc>
-          <w:tcPr>
-            <w:tcW w:type="dxa" w:w="2160"/>
-          </w:tcPr>
-          <w:p>
-            <w:r>
-              <w:t>半导体</w:t>
-            </w:r>
-          </w:p>
-        </w:tc>
-        <w:tc>
-          <w:tcPr>
-            <w:tcW w:type="dxa" w:w="2160"/>
-          </w:tcPr>
-          <w:p>
-            <w:r>
-              <w:t>404亿</w:t>
-            </w:r>
-          </w:p>
-        </w:tc>
-        <w:tc>
-          <w:tcPr>
-            <w:tcW w:type="dxa" w:w="2160"/>
-          </w:tcPr>
-          <w:p>
-            <w:r>
-              <w:t>28%</w:t>
+              <w:t>华成育卓传媒有限公司</w:t>
+            </w:r>
+          </w:p>
+        </w:tc>
+        <w:tc>
+          <w:tcPr>
+            <w:tcW w:type="dxa" w:w="2160"/>
+          </w:tcPr>
+          <w:p>
+            <w:r>
+              <w:t>人工智能</w:t>
+            </w:r>
+          </w:p>
+        </w:tc>
+        <w:tc>
+          <w:tcPr>
+            <w:tcW w:type="dxa" w:w="2160"/>
+          </w:tcPr>
+          <w:p>
+            <w:r>
+              <w:t>663亿</w:t>
+            </w:r>
+          </w:p>
+        </w:tc>
+        <w:tc>
+          <w:tcPr>
+            <w:tcW w:type="dxa" w:w="2160"/>
+          </w:tcPr>
+          <w:p>
+            <w:r>
+              <w:t>9%</w:t>
             </w:r>
           </w:p>
         </w:tc>
@@ -3336,37 +3338,37 @@
           </w:tcPr>
           <w:p>
             <w:r>
-              <w:t>飞利信科技有限公司</w:t>
-            </w:r>
-          </w:p>
-        </w:tc>
-        <w:tc>
-          <w:tcPr>
-            <w:tcW w:type="dxa" w:w="2160"/>
-          </w:tcPr>
-          <w:p>
-            <w:r>
-              <w:t>新能源</w:t>
-            </w:r>
-          </w:p>
-        </w:tc>
-        <w:tc>
-          <w:tcPr>
-            <w:tcW w:type="dxa" w:w="2160"/>
-          </w:tcPr>
-          <w:p>
-            <w:r>
-              <w:t>436亿</w:t>
-            </w:r>
-          </w:p>
-        </w:tc>
-        <w:tc>
-          <w:tcPr>
-            <w:tcW w:type="dxa" w:w="2160"/>
-          </w:tcPr>
-          <w:p>
-            <w:r>
-              <w:t>5%</w:t>
+              <w:t>创联世纪信息有限公司</w:t>
+            </w:r>
+          </w:p>
+        </w:tc>
+        <w:tc>
+          <w:tcPr>
+            <w:tcW w:type="dxa" w:w="2160"/>
+          </w:tcPr>
+          <w:p>
+            <w:r>
+              <w:t>云计算</w:t>
+            </w:r>
+          </w:p>
+        </w:tc>
+        <w:tc>
+          <w:tcPr>
+            <w:tcW w:type="dxa" w:w="2160"/>
+          </w:tcPr>
+          <w:p>
+            <w:r>
+              <w:t>728亿</w:t>
+            </w:r>
+          </w:p>
+        </w:tc>
+        <w:tc>
+          <w:tcPr>
+            <w:tcW w:type="dxa" w:w="2160"/>
+          </w:tcPr>
+          <w:p>
+            <w:r>
+              <w:t>29%</w:t>
             </w:r>
           </w:p>
         </w:tc>
@@ -3378,37 +3380,37 @@
           </w:tcPr>
           <w:p>
             <w:r>
-              <w:t>创联世纪科技有限公司</w:t>
-            </w:r>
-          </w:p>
-        </w:tc>
-        <w:tc>
-          <w:tcPr>
-            <w:tcW w:type="dxa" w:w="2160"/>
-          </w:tcPr>
-          <w:p>
-            <w:r>
-              <w:t>医疗科技</w:t>
-            </w:r>
-          </w:p>
-        </w:tc>
-        <w:tc>
-          <w:tcPr>
-            <w:tcW w:type="dxa" w:w="2160"/>
-          </w:tcPr>
-          <w:p>
-            <w:r>
-              <w:t>409亿</w:t>
-            </w:r>
-          </w:p>
-        </w:tc>
-        <w:tc>
-          <w:tcPr>
-            <w:tcW w:type="dxa" w:w="2160"/>
-          </w:tcPr>
-          <w:p>
-            <w:r>
-              <w:t>16%</w:t>
+              <w:t>昂歌信息信息有限公司</w:t>
+            </w:r>
+          </w:p>
+        </w:tc>
+        <w:tc>
+          <w:tcPr>
+            <w:tcW w:type="dxa" w:w="2160"/>
+          </w:tcPr>
+          <w:p>
+            <w:r>
+              <w:t>消费科技</w:t>
+            </w:r>
+          </w:p>
+        </w:tc>
+        <w:tc>
+          <w:tcPr>
+            <w:tcW w:type="dxa" w:w="2160"/>
+          </w:tcPr>
+          <w:p>
+            <w:r>
+              <w:t>422亿</w:t>
+            </w:r>
+          </w:p>
+        </w:tc>
+        <w:tc>
+          <w:tcPr>
+            <w:tcW w:type="dxa" w:w="2160"/>
+          </w:tcPr>
+          <w:p>
+            <w:r>
+              <w:t>5%</w:t>
             </w:r>
           </w:p>
         </w:tc>
@@ -3420,37 +3422,37 @@
           </w:tcPr>
           <w:p>
             <w:r>
-              <w:t>天益科技有限公司</w:t>
-            </w:r>
-          </w:p>
-        </w:tc>
-        <w:tc>
-          <w:tcPr>
-            <w:tcW w:type="dxa" w:w="2160"/>
-          </w:tcPr>
-          <w:p>
-            <w:r>
-              <w:t>半导体</w:t>
-            </w:r>
-          </w:p>
-        </w:tc>
-        <w:tc>
-          <w:tcPr>
-            <w:tcW w:type="dxa" w:w="2160"/>
-          </w:tcPr>
-          <w:p>
-            <w:r>
-              <w:t>510亿</w:t>
-            </w:r>
-          </w:p>
-        </w:tc>
-        <w:tc>
-          <w:tcPr>
-            <w:tcW w:type="dxa" w:w="2160"/>
-          </w:tcPr>
-          <w:p>
-            <w:r>
-              <w:t>15%</w:t>
+              <w:t>昊嘉科技有限公司</w:t>
+            </w:r>
+          </w:p>
+        </w:tc>
+        <w:tc>
+          <w:tcPr>
+            <w:tcW w:type="dxa" w:w="2160"/>
+          </w:tcPr>
+          <w:p>
+            <w:r>
+              <w:t>医疗科技</w:t>
+            </w:r>
+          </w:p>
+        </w:tc>
+        <w:tc>
+          <w:tcPr>
+            <w:tcW w:type="dxa" w:w="2160"/>
+          </w:tcPr>
+          <w:p>
+            <w:r>
+              <w:t>685亿</w:t>
+            </w:r>
+          </w:p>
+        </w:tc>
+        <w:tc>
+          <w:tcPr>
+            <w:tcW w:type="dxa" w:w="2160"/>
+          </w:tcPr>
+          <w:p>
+            <w:r>
+              <w:t>18%</w:t>
             </w:r>
           </w:p>
         </w:tc>
@@ -3462,37 +3464,37 @@
           </w:tcPr>
           <w:p>
             <w:r>
-              <w:t>佳禾科技有限公司</w:t>
-            </w:r>
-          </w:p>
-        </w:tc>
-        <w:tc>
-          <w:tcPr>
-            <w:tcW w:type="dxa" w:w="2160"/>
-          </w:tcPr>
-          <w:p>
-            <w:r>
-              <w:t>半导体</w:t>
-            </w:r>
-          </w:p>
-        </w:tc>
-        <w:tc>
-          <w:tcPr>
-            <w:tcW w:type="dxa" w:w="2160"/>
-          </w:tcPr>
-          <w:p>
-            <w:r>
-              <w:t>448亿</w:t>
-            </w:r>
-          </w:p>
-        </w:tc>
-        <w:tc>
-          <w:tcPr>
-            <w:tcW w:type="dxa" w:w="2160"/>
-          </w:tcPr>
-          <w:p>
-            <w:r>
-              <w:t>15%</w:t>
+              <w:t>艾提科信科技有限公司</w:t>
+            </w:r>
+          </w:p>
+        </w:tc>
+        <w:tc>
+          <w:tcPr>
+            <w:tcW w:type="dxa" w:w="2160"/>
+          </w:tcPr>
+          <w:p>
+            <w:r>
+              <w:t>云计算</w:t>
+            </w:r>
+          </w:p>
+        </w:tc>
+        <w:tc>
+          <w:tcPr>
+            <w:tcW w:type="dxa" w:w="2160"/>
+          </w:tcPr>
+          <w:p>
+            <w:r>
+              <w:t>242亿</w:t>
+            </w:r>
+          </w:p>
+        </w:tc>
+        <w:tc>
+          <w:tcPr>
+            <w:tcW w:type="dxa" w:w="2160"/>
+          </w:tcPr>
+          <w:p>
+            <w:r>
+              <w:t>8%</w:t>
             </w:r>
           </w:p>
         </w:tc>
@@ -3504,37 +3506,37 @@
           </w:tcPr>
           <w:p>
             <w:r>
-              <w:t>兰金电子网络有限公司</w:t>
-            </w:r>
-          </w:p>
-        </w:tc>
-        <w:tc>
-          <w:tcPr>
-            <w:tcW w:type="dxa" w:w="2160"/>
-          </w:tcPr>
-          <w:p>
-            <w:r>
-              <w:t>消费科技</w:t>
-            </w:r>
-          </w:p>
-        </w:tc>
-        <w:tc>
-          <w:tcPr>
-            <w:tcW w:type="dxa" w:w="2160"/>
-          </w:tcPr>
-          <w:p>
-            <w:r>
-              <w:t>361亿</w:t>
-            </w:r>
-          </w:p>
-        </w:tc>
-        <w:tc>
-          <w:tcPr>
-            <w:tcW w:type="dxa" w:w="2160"/>
-          </w:tcPr>
-          <w:p>
-            <w:r>
-              <w:t>6%</w:t>
+              <w:t>泰麒麟网络有限公司</w:t>
+            </w:r>
+          </w:p>
+        </w:tc>
+        <w:tc>
+          <w:tcPr>
+            <w:tcW w:type="dxa" w:w="2160"/>
+          </w:tcPr>
+          <w:p>
+            <w:r>
+              <w:t>云计算</w:t>
+            </w:r>
+          </w:p>
+        </w:tc>
+        <w:tc>
+          <w:tcPr>
+            <w:tcW w:type="dxa" w:w="2160"/>
+          </w:tcPr>
+          <w:p>
+            <w:r>
+              <w:t>158亿</w:t>
+            </w:r>
+          </w:p>
+        </w:tc>
+        <w:tc>
+          <w:tcPr>
+            <w:tcW w:type="dxa" w:w="2160"/>
+          </w:tcPr>
+          <w:p>
+            <w:r>
+              <w:t>14%</w:t>
             </w:r>
           </w:p>
         </w:tc>
@@ -3546,37 +3548,37 @@
           </w:tcPr>
           <w:p>
             <w:r>
-              <w:t>易动力科技有限公司</w:t>
-            </w:r>
-          </w:p>
-        </w:tc>
-        <w:tc>
-          <w:tcPr>
-            <w:tcW w:type="dxa" w:w="2160"/>
-          </w:tcPr>
-          <w:p>
-            <w:r>
-              <w:t>云计算</w:t>
-            </w:r>
-          </w:p>
-        </w:tc>
-        <w:tc>
-          <w:tcPr>
-            <w:tcW w:type="dxa" w:w="2160"/>
-          </w:tcPr>
-          <w:p>
-            <w:r>
-              <w:t>235亿</w:t>
-            </w:r>
-          </w:p>
-        </w:tc>
-        <w:tc>
-          <w:tcPr>
-            <w:tcW w:type="dxa" w:w="2160"/>
-          </w:tcPr>
-          <w:p>
-            <w:r>
-              <w:t>28%</w:t>
+              <w:t>通际名联网络有限公司</w:t>
+            </w:r>
+          </w:p>
+        </w:tc>
+        <w:tc>
+          <w:tcPr>
+            <w:tcW w:type="dxa" w:w="2160"/>
+          </w:tcPr>
+          <w:p>
+            <w:r>
+              <w:t>机器人</w:t>
+            </w:r>
+          </w:p>
+        </w:tc>
+        <w:tc>
+          <w:tcPr>
+            <w:tcW w:type="dxa" w:w="2160"/>
+          </w:tcPr>
+          <w:p>
+            <w:r>
+              <w:t>579亿</w:t>
+            </w:r>
+          </w:p>
+        </w:tc>
+        <w:tc>
+          <w:tcPr>
+            <w:tcW w:type="dxa" w:w="2160"/>
+          </w:tcPr>
+          <w:p>
+            <w:r>
+              <w:t>26%</w:t>
             </w:r>
           </w:p>
         </w:tc>
@@ -3588,37 +3590,37 @@
           </w:tcPr>
           <w:p>
             <w:r>
-              <w:t>易动力科技有限公司</w:t>
-            </w:r>
-          </w:p>
-        </w:tc>
-        <w:tc>
-          <w:tcPr>
-            <w:tcW w:type="dxa" w:w="2160"/>
-          </w:tcPr>
-          <w:p>
-            <w:r>
-              <w:t>云计算</w:t>
-            </w:r>
-          </w:p>
-        </w:tc>
-        <w:tc>
-          <w:tcPr>
-            <w:tcW w:type="dxa" w:w="2160"/>
-          </w:tcPr>
-          <w:p>
-            <w:r>
-              <w:t>113亿</w:t>
-            </w:r>
-          </w:p>
-        </w:tc>
-        <w:tc>
-          <w:tcPr>
-            <w:tcW w:type="dxa" w:w="2160"/>
-          </w:tcPr>
-          <w:p>
-            <w:r>
-              <w:t>23%</w:t>
+              <w:t>天开科技有限公司</w:t>
+            </w:r>
+          </w:p>
+        </w:tc>
+        <w:tc>
+          <w:tcPr>
+            <w:tcW w:type="dxa" w:w="2160"/>
+          </w:tcPr>
+          <w:p>
+            <w:r>
+              <w:t>消费科技</w:t>
+            </w:r>
+          </w:p>
+        </w:tc>
+        <w:tc>
+          <w:tcPr>
+            <w:tcW w:type="dxa" w:w="2160"/>
+          </w:tcPr>
+          <w:p>
+            <w:r>
+              <w:t>638亿</w:t>
+            </w:r>
+          </w:p>
+        </w:tc>
+        <w:tc>
+          <w:tcPr>
+            <w:tcW w:type="dxa" w:w="2160"/>
+          </w:tcPr>
+          <w:p>
+            <w:r>
+              <w:t>29%</w:t>
             </w:r>
           </w:p>
         </w:tc>
@@ -3630,37 +3632,37 @@
           </w:tcPr>
           <w:p>
             <w:r>
-              <w:t>精芯科技有限公司</w:t>
-            </w:r>
-          </w:p>
-        </w:tc>
-        <w:tc>
-          <w:tcPr>
-            <w:tcW w:type="dxa" w:w="2160"/>
-          </w:tcPr>
-          <w:p>
-            <w:r>
-              <w:t>云计算</w:t>
-            </w:r>
-          </w:p>
-        </w:tc>
-        <w:tc>
-          <w:tcPr>
-            <w:tcW w:type="dxa" w:w="2160"/>
-          </w:tcPr>
-          <w:p>
-            <w:r>
-              <w:t>274亿</w:t>
-            </w:r>
-          </w:p>
-        </w:tc>
-        <w:tc>
-          <w:tcPr>
-            <w:tcW w:type="dxa" w:w="2160"/>
-          </w:tcPr>
-          <w:p>
-            <w:r>
-              <w:t>19%</w:t>
+              <w:t>联软科技有限公司</w:t>
+            </w:r>
+          </w:p>
+        </w:tc>
+        <w:tc>
+          <w:tcPr>
+            <w:tcW w:type="dxa" w:w="2160"/>
+          </w:tcPr>
+          <w:p>
+            <w:r>
+              <w:t>消费科技</w:t>
+            </w:r>
+          </w:p>
+        </w:tc>
+        <w:tc>
+          <w:tcPr>
+            <w:tcW w:type="dxa" w:w="2160"/>
+          </w:tcPr>
+          <w:p>
+            <w:r>
+              <w:t>754亿</w:t>
+            </w:r>
+          </w:p>
+        </w:tc>
+        <w:tc>
+          <w:tcPr>
+            <w:tcW w:type="dxa" w:w="2160"/>
+          </w:tcPr>
+          <w:p>
+            <w:r>
+              <w:t>12%</w:t>
             </w:r>
           </w:p>
         </w:tc>
@@ -3672,37 +3674,37 @@
           </w:tcPr>
           <w:p>
             <w:r>
-              <w:t>万迅电脑网络有限公司</w:t>
-            </w:r>
-          </w:p>
-        </w:tc>
-        <w:tc>
-          <w:tcPr>
-            <w:tcW w:type="dxa" w:w="2160"/>
-          </w:tcPr>
-          <w:p>
-            <w:r>
-              <w:t>半导体</w:t>
-            </w:r>
-          </w:p>
-        </w:tc>
-        <w:tc>
-          <w:tcPr>
-            <w:tcW w:type="dxa" w:w="2160"/>
-          </w:tcPr>
-          <w:p>
-            <w:r>
-              <w:t>522亿</w:t>
-            </w:r>
-          </w:p>
-        </w:tc>
-        <w:tc>
-          <w:tcPr>
-            <w:tcW w:type="dxa" w:w="2160"/>
-          </w:tcPr>
-          <w:p>
-            <w:r>
-              <w:t>12%</w:t>
+              <w:t>通际名联科技有限公司</w:t>
+            </w:r>
+          </w:p>
+        </w:tc>
+        <w:tc>
+          <w:tcPr>
+            <w:tcW w:type="dxa" w:w="2160"/>
+          </w:tcPr>
+          <w:p>
+            <w:r>
+              <w:t>人工智能</w:t>
+            </w:r>
+          </w:p>
+        </w:tc>
+        <w:tc>
+          <w:tcPr>
+            <w:tcW w:type="dxa" w:w="2160"/>
+          </w:tcPr>
+          <w:p>
+            <w:r>
+              <w:t>524亿</w:t>
+            </w:r>
+          </w:p>
+        </w:tc>
+        <w:tc>
+          <w:tcPr>
+            <w:tcW w:type="dxa" w:w="2160"/>
+          </w:tcPr>
+          <w:p>
+            <w:r>
+              <w:t>17%</w:t>
             </w:r>
           </w:p>
         </w:tc>
@@ -3714,37 +3716,37 @@
           </w:tcPr>
           <w:p>
             <w:r>
-              <w:t>新宇龙信息传媒有限公司</w:t>
-            </w:r>
-          </w:p>
-        </w:tc>
-        <w:tc>
-          <w:tcPr>
-            <w:tcW w:type="dxa" w:w="2160"/>
-          </w:tcPr>
-          <w:p>
-            <w:r>
-              <w:t>机器人</w:t>
-            </w:r>
-          </w:p>
-        </w:tc>
-        <w:tc>
-          <w:tcPr>
-            <w:tcW w:type="dxa" w:w="2160"/>
-          </w:tcPr>
-          <w:p>
-            <w:r>
-              <w:t>654亿</w:t>
-            </w:r>
-          </w:p>
-        </w:tc>
-        <w:tc>
-          <w:tcPr>
-            <w:tcW w:type="dxa" w:w="2160"/>
-          </w:tcPr>
-          <w:p>
-            <w:r>
-              <w:t>24%</w:t>
+              <w:t>信诚致远科技有限公司</w:t>
+            </w:r>
+          </w:p>
+        </w:tc>
+        <w:tc>
+          <w:tcPr>
+            <w:tcW w:type="dxa" w:w="2160"/>
+          </w:tcPr>
+          <w:p>
+            <w:r>
+              <w:t>云计算</w:t>
+            </w:r>
+          </w:p>
+        </w:tc>
+        <w:tc>
+          <w:tcPr>
+            <w:tcW w:type="dxa" w:w="2160"/>
+          </w:tcPr>
+          <w:p>
+            <w:r>
+              <w:t>410亿</w:t>
+            </w:r>
+          </w:p>
+        </w:tc>
+        <w:tc>
+          <w:tcPr>
+            <w:tcW w:type="dxa" w:w="2160"/>
+          </w:tcPr>
+          <w:p>
+            <w:r>
+              <w:t>11%</w:t>
             </w:r>
           </w:p>
         </w:tc>
@@ -3756,37 +3758,37 @@
           </w:tcPr>
           <w:p>
             <w:r>
-              <w:t>精芯信息有限公司</w:t>
-            </w:r>
-          </w:p>
-        </w:tc>
-        <w:tc>
-          <w:tcPr>
-            <w:tcW w:type="dxa" w:w="2160"/>
-          </w:tcPr>
-          <w:p>
-            <w:r>
-              <w:t>消费科技</w:t>
-            </w:r>
-          </w:p>
-        </w:tc>
-        <w:tc>
-          <w:tcPr>
-            <w:tcW w:type="dxa" w:w="2160"/>
-          </w:tcPr>
-          <w:p>
-            <w:r>
-              <w:t>386亿</w:t>
-            </w:r>
-          </w:p>
-        </w:tc>
-        <w:tc>
-          <w:tcPr>
-            <w:tcW w:type="dxa" w:w="2160"/>
-          </w:tcPr>
-          <w:p>
-            <w:r>
-              <w:t>26%</w:t>
+              <w:t>联软网络有限公司</w:t>
+            </w:r>
+          </w:p>
+        </w:tc>
+        <w:tc>
+          <w:tcPr>
+            <w:tcW w:type="dxa" w:w="2160"/>
+          </w:tcPr>
+          <w:p>
+            <w:r>
+              <w:t>半导体</w:t>
+            </w:r>
+          </w:p>
+        </w:tc>
+        <w:tc>
+          <w:tcPr>
+            <w:tcW w:type="dxa" w:w="2160"/>
+          </w:tcPr>
+          <w:p>
+            <w:r>
+              <w:t>616亿</w:t>
+            </w:r>
+          </w:p>
+        </w:tc>
+        <w:tc>
+          <w:tcPr>
+            <w:tcW w:type="dxa" w:w="2160"/>
+          </w:tcPr>
+          <w:p>
+            <w:r>
+              <w:t>30%</w:t>
             </w:r>
           </w:p>
         </w:tc>
@@ -3798,37 +3800,37 @@
           </w:tcPr>
           <w:p>
             <w:r>
-              <w:t>和泰科技有限公司</w:t>
-            </w:r>
-          </w:p>
-        </w:tc>
-        <w:tc>
-          <w:tcPr>
-            <w:tcW w:type="dxa" w:w="2160"/>
-          </w:tcPr>
-          <w:p>
-            <w:r>
-              <w:t>人工智能</w:t>
-            </w:r>
-          </w:p>
-        </w:tc>
-        <w:tc>
-          <w:tcPr>
-            <w:tcW w:type="dxa" w:w="2160"/>
-          </w:tcPr>
-          <w:p>
-            <w:r>
-              <w:t>794亿</w:t>
-            </w:r>
-          </w:p>
-        </w:tc>
-        <w:tc>
-          <w:tcPr>
-            <w:tcW w:type="dxa" w:w="2160"/>
-          </w:tcPr>
-          <w:p>
-            <w:r>
-              <w:t>20%</w:t>
+              <w:t>华泰通安网络有限公司</w:t>
+            </w:r>
+          </w:p>
+        </w:tc>
+        <w:tc>
+          <w:tcPr>
+            <w:tcW w:type="dxa" w:w="2160"/>
+          </w:tcPr>
+          <w:p>
+            <w:r>
+              <w:t>半导体</w:t>
+            </w:r>
+          </w:p>
+        </w:tc>
+        <w:tc>
+          <w:tcPr>
+            <w:tcW w:type="dxa" w:w="2160"/>
+          </w:tcPr>
+          <w:p>
+            <w:r>
+              <w:t>654亿</w:t>
+            </w:r>
+          </w:p>
+        </w:tc>
+        <w:tc>
+          <w:tcPr>
+            <w:tcW w:type="dxa" w:w="2160"/>
+          </w:tcPr>
+          <w:p>
+            <w:r>
+              <w:t>10%</w:t>
             </w:r>
           </w:p>
         </w:tc>
@@ -3840,37 +3842,37 @@
           </w:tcPr>
           <w:p>
             <w:r>
-              <w:t>银嘉信息有限公司</w:t>
-            </w:r>
-          </w:p>
-        </w:tc>
-        <w:tc>
-          <w:tcPr>
-            <w:tcW w:type="dxa" w:w="2160"/>
-          </w:tcPr>
-          <w:p>
-            <w:r>
-              <w:t>消费科技</w:t>
-            </w:r>
-          </w:p>
-        </w:tc>
-        <w:tc>
-          <w:tcPr>
-            <w:tcW w:type="dxa" w:w="2160"/>
-          </w:tcPr>
-          <w:p>
-            <w:r>
-              <w:t>306亿</w:t>
-            </w:r>
-          </w:p>
-        </w:tc>
-        <w:tc>
-          <w:tcPr>
-            <w:tcW w:type="dxa" w:w="2160"/>
-          </w:tcPr>
-          <w:p>
-            <w:r>
-              <w:t>29%</w:t>
+              <w:t>明腾传媒有限公司</w:t>
+            </w:r>
+          </w:p>
+        </w:tc>
+        <w:tc>
+          <w:tcPr>
+            <w:tcW w:type="dxa" w:w="2160"/>
+          </w:tcPr>
+          <w:p>
+            <w:r>
+              <w:t>人工智能</w:t>
+            </w:r>
+          </w:p>
+        </w:tc>
+        <w:tc>
+          <w:tcPr>
+            <w:tcW w:type="dxa" w:w="2160"/>
+          </w:tcPr>
+          <w:p>
+            <w:r>
+              <w:t>437亿</w:t>
+            </w:r>
+          </w:p>
+        </w:tc>
+        <w:tc>
+          <w:tcPr>
+            <w:tcW w:type="dxa" w:w="2160"/>
+          </w:tcPr>
+          <w:p>
+            <w:r>
+              <w:t>15%</w:t>
             </w:r>
           </w:p>
         </w:tc>
@@ -3882,37 +3884,37 @@
           </w:tcPr>
           <w:p>
             <w:r>
-              <w:t>艾提科信科技有限公司</w:t>
-            </w:r>
-          </w:p>
-        </w:tc>
-        <w:tc>
-          <w:tcPr>
-            <w:tcW w:type="dxa" w:w="2160"/>
-          </w:tcPr>
-          <w:p>
-            <w:r>
-              <w:t>机器人</w:t>
-            </w:r>
-          </w:p>
-        </w:tc>
-        <w:tc>
-          <w:tcPr>
-            <w:tcW w:type="dxa" w:w="2160"/>
-          </w:tcPr>
-          <w:p>
-            <w:r>
-              <w:t>197亿</w:t>
-            </w:r>
-          </w:p>
-        </w:tc>
-        <w:tc>
-          <w:tcPr>
-            <w:tcW w:type="dxa" w:w="2160"/>
-          </w:tcPr>
-          <w:p>
-            <w:r>
-              <w:t>28%</w:t>
+              <w:t>明腾传媒有限公司</w:t>
+            </w:r>
+          </w:p>
+        </w:tc>
+        <w:tc>
+          <w:tcPr>
+            <w:tcW w:type="dxa" w:w="2160"/>
+          </w:tcPr>
+          <w:p>
+            <w:r>
+              <w:t>人工智能</w:t>
+            </w:r>
+          </w:p>
+        </w:tc>
+        <w:tc>
+          <w:tcPr>
+            <w:tcW w:type="dxa" w:w="2160"/>
+          </w:tcPr>
+          <w:p>
+            <w:r>
+              <w:t>704亿</w:t>
+            </w:r>
+          </w:p>
+        </w:tc>
+        <w:tc>
+          <w:tcPr>
+            <w:tcW w:type="dxa" w:w="2160"/>
+          </w:tcPr>
+          <w:p>
+            <w:r>
+              <w:t>20%</w:t>
             </w:r>
           </w:p>
         </w:tc>
